--- a/Lab4/Informe_Lab4_G23.docx
+++ b/Lab4/Informe_Lab4_G23.docx
@@ -346,7 +346,7 @@
           <w:bCs/>
           <w:color w:val="BF9000"/>
         </w:rPr>
-        <w:t xml:space="preserve">  [ CAPTURA 1 ]  </w:t>
+        <w:t xml:space="preserve">  [ CAPTURA 1 — PENDIENTE ]  </w:t>
       </w:r>
       <w:r>
         <w:rPr>
@@ -355,12 +355,6 @@
           <w:color w:val="7F6000"/>
         </w:rPr>
         <w:t xml:space="preserve">Salida de 'uname -a' y '/etc/os-release' (identidad del sistema).</w:t>
-      </w:r>
-      <w:r>
-        <w:rPr>
-          <w:color w:val="7F6000"/>
-        </w:rPr>
-        <w:t xml:space="preserve">   — pega aquí el screenshot —</w:t>
       </w:r>
     </w:p>
     <w:p>
@@ -516,7 +510,7 @@
           <w:bCs/>
           <w:color w:val="BF9000"/>
         </w:rPr>
-        <w:t xml:space="preserve">  [ CAPTURA 2 ]  </w:t>
+        <w:t xml:space="preserve">  [ CAPTURA 2 — PENDIENTE ]  </w:t>
       </w:r>
       <w:r>
         <w:rPr>
@@ -525,12 +519,6 @@
           <w:color w:val="7F6000"/>
         </w:rPr>
         <w:t xml:space="preserve">Usuarios con UID 0 y cuentas con shell de login (/etc/passwd).</w:t>
-      </w:r>
-      <w:r>
-        <w:rPr>
-          <w:color w:val="7F6000"/>
-        </w:rPr>
-        <w:t xml:space="preserve">   — pega aquí el screenshot —</w:t>
       </w:r>
     </w:p>
     <w:p>
@@ -550,7 +538,7 @@
           <w:bCs/>
           <w:color w:val="BF9000"/>
         </w:rPr>
-        <w:t xml:space="preserve">  [ CAPTURA 3 ]  </w:t>
+        <w:t xml:space="preserve">  [ CAPTURA 3 — PENDIENTE ]  </w:t>
       </w:r>
       <w:r>
         <w:rPr>
@@ -560,11 +548,71 @@
         </w:rPr>
         <w:t xml:space="preserve">Hashes de /etc/shadow (root e insecureuser).</w:t>
       </w:r>
-      <w:r>
-        <w:rPr>
-          <w:color w:val="7F6000"/>
-        </w:rPr>
-        <w:t xml:space="preserve">   — pega aquí el screenshot —</w:t>
+    </w:p>
+    <w:p>
+      <w:pPr>
+        <w:spacing w:after="40" w:before="140"/>
+      </w:pPr>
+      <w:r>
+        <w:rPr>
+          <w:b/>
+          <w:bCs/>
+          <w:color w:val="1F3864"/>
+        </w:rPr>
+        <w:t xml:space="preserve">CAPTURA 3b. </w:t>
+      </w:r>
+      <w:r>
+        <w:rPr>
+          <w:i/>
+          <w:iCs/>
+          <w:color w:val="595959"/>
+        </w:rPr>
+        <w:t xml:space="preserve">Ataque de diccionario en Kali: 'john --show' revela la contraseña 'password123!' en ambas cuentas.</w:t>
+      </w:r>
+    </w:p>
+    <w:p>
+      <w:pPr>
+        <w:spacing w:after="160"/>
+      </w:pPr>
+      <w:r>
+        <w:drawing>
+          <wp:inline distT="0" distB="0" distL="0" distR="0">
+            <wp:extent cx="5715000" cy="2257425"/>
+            <wp:effectExtent t="0" r="0" b="0" l="0"/>
+            <wp:docPr id="1" name="" descr="" title=""/>
+            <wp:cNvGraphicFramePr>
+              <a:graphicFrameLocks xmlns:a="http://schemas.openxmlformats.org/drawingml/2006/main" noChangeAspect="1"/>
+            </wp:cNvGraphicFramePr>
+            <a:graphic xmlns:a="http://schemas.openxmlformats.org/drawingml/2006/main">
+              <a:graphicData uri="http://schemas.openxmlformats.org/drawingml/2006/picture">
+                <pic:pic xmlns:pic="http://schemas.openxmlformats.org/drawingml/2006/picture">
+                  <pic:nvPicPr>
+                    <pic:cNvPr id="0" name="" descr=""/>
+                    <pic:cNvPicPr>
+                      <a:picLocks noChangeAspect="1" noChangeArrowheads="1"/>
+                    </pic:cNvPicPr>
+                  </pic:nvPicPr>
+                  <pic:blipFill>
+                    <a:blip r:embed="rId7" cstate="none"/>
+                    <a:srcRect/>
+                    <a:stretch>
+                      <a:fillRect/>
+                    </a:stretch>
+                  </pic:blipFill>
+                  <pic:spPr bwMode="auto">
+                    <a:xfrm>
+                      <a:off x="0" y="0"/>
+                      <a:ext cx="5715000" cy="2257425"/>
+                    </a:xfrm>
+                    <a:prstGeom prst="rect">
+                      <a:avLst/>
+                    </a:prstGeom>
+                  </pic:spPr>
+                </pic:pic>
+              </a:graphicData>
+            </a:graphic>
+          </wp:inline>
+        </w:drawing>
       </w:r>
     </w:p>
     <w:p>
@@ -584,7 +632,7 @@
           <w:bCs/>
           <w:color w:val="BF9000"/>
         </w:rPr>
-        <w:t xml:space="preserve">  [ CAPTURA 3b ]  </w:t>
+        <w:t xml:space="preserve">  [ CAPTURA 4 — PENDIENTE ]  </w:t>
       </w:r>
       <w:r>
         <w:rPr>
@@ -592,13 +640,415 @@
           <w:iCs/>
           <w:color w:val="7F6000"/>
         </w:rPr>
-        <w:t xml:space="preserve">Ataque de diccionario en Kali: 'john --show' revela la contraseña 'password123!' en ambas cuentas.</w:t>
-      </w:r>
-      <w:r>
-        <w:rPr>
-          <w:color w:val="7F6000"/>
-        </w:rPr>
-        <w:t xml:space="preserve">   — pega aquí el screenshot —</w:t>
+        <w:t xml:space="preserve">Regla sudo NOPASSWD para insecureuser y pertenencia al grupo sudo.</w:t>
+      </w:r>
+    </w:p>
+    <w:p>
+      <w:pPr>
+        <w:spacing w:after="100"/>
+      </w:pPr>
+      <w:r>
+        <w:t xml:space="preserve">El sistema posee dos cuentas con shell de login: root e insecureuser (UID 1000). Solo root tiene UID 0, lo cual es correcto, y no se hallaron cuentas con contraseña vacía. No obstante, se detectaron tres debilidades graves en la gestión de credenciales y privilegios:</w:t>
+      </w:r>
+    </w:p>
+    <w:p>
+      <w:pPr>
+        <w:pStyle w:val="ListParagraph"/>
+        <w:numPr>
+          <w:ilvl w:val="0"/>
+          <w:numId w:val="2"/>
+        </w:numPr>
+        <w:spacing w:after="40"/>
+      </w:pPr>
+      <w:r>
+        <w:t xml:space="preserve">Escalada de privilegios sin contraseña (CRÍTICO): el archivo /etc/sudoers.d/ contiene la regla 'insecureuser ALL=(ALL) NOPASSWD:ALL', que permite a insecureuser ejecutar cualquier comando como root sin autenticarse; además, dicho usuario pertenece al grupo sudo. Esto convierte una cuenta de bajo privilegio en un acceso root efectivo.</w:t>
+      </w:r>
+    </w:p>
+    <w:p>
+      <w:pPr>
+        <w:pStyle w:val="ListParagraph"/>
+        <w:numPr>
+          <w:ilvl w:val="0"/>
+          <w:numId w:val="2"/>
+        </w:numPr>
+        <w:spacing w:after="40"/>
+      </w:pPr>
+      <w:r>
+        <w:t xml:space="preserve">Contraseñas débiles y compartidas (ALTO): aunque los hashes usan un algoritmo robusto (SHA-512, prefijo $6$), ambas cuentas comparten la contraseña 'password123!', recuperada en segundos mediante un ataque de diccionario (ver CAPTURA 3b). Un algoritmo de hash fuerte no compensa una contraseña predecible.</w:t>
+      </w:r>
+    </w:p>
+    <w:p>
+      <w:pPr>
+        <w:pStyle w:val="ListParagraph"/>
+        <w:numPr>
+          <w:ilvl w:val="0"/>
+          <w:numId w:val="2"/>
+        </w:numPr>
+        <w:spacing w:after="40"/>
+      </w:pPr>
+      <w:r>
+        <w:t xml:space="preserve">Sin política de expiración (MEDIO): el campo de vigencia máxima en /etc/shadow es 99999 días, es decir, las contraseñas nunca caducan y no existe rotación obligatoria.</w:t>
+      </w:r>
+    </w:p>
+    <w:p>
+      <w:pPr>
+        <w:pStyle w:val="Heading2"/>
+        <w:spacing w:after="80" w:before="180"/>
+      </w:pPr>
+      <w:r>
+        <w:rPr>
+          <w:b/>
+          <w:bCs/>
+          <w:color w:val="1F3864"/>
+        </w:rPr>
+        <w:t xml:space="preserve">4.2 Servicios activos y puertos a la escucha</w:t>
+      </w:r>
+    </w:p>
+    <w:p>
+      <w:pPr>
+        <w:spacing w:after="100"/>
+      </w:pPr>
+      <w:r>
+        <w:t xml:space="preserve">Se inventariaron los puertos a la escucha (ss -tulpn), los procesos (ps aux) y los servicios del sistema para evaluar la superficie de ataque.</w:t>
+      </w:r>
+    </w:p>
+    <w:p>
+      <w:pPr>
+        <w:spacing w:after="40" w:before="140"/>
+      </w:pPr>
+      <w:r>
+        <w:rPr>
+          <w:b/>
+          <w:bCs/>
+          <w:color w:val="1F3864"/>
+        </w:rPr>
+        <w:t xml:space="preserve">CAPTURA 5. </w:t>
+      </w:r>
+      <w:r>
+        <w:rPr>
+          <w:i/>
+          <w:iCs/>
+          <w:color w:val="595959"/>
+        </w:rPr>
+        <w:t xml:space="preserve">Puertos TCP/UDP a la escucha (ss -tulpn).</w:t>
+      </w:r>
+    </w:p>
+    <w:p>
+      <w:pPr>
+        <w:spacing w:after="160"/>
+      </w:pPr>
+      <w:r>
+        <w:drawing>
+          <wp:inline distT="0" distB="0" distL="0" distR="0">
+            <wp:extent cx="5715000" cy="2581275"/>
+            <wp:effectExtent t="0" r="0" b="0" l="0"/>
+            <wp:docPr id="1" name="" descr="" title=""/>
+            <wp:cNvGraphicFramePr>
+              <a:graphicFrameLocks xmlns:a="http://schemas.openxmlformats.org/drawingml/2006/main" noChangeAspect="1"/>
+            </wp:cNvGraphicFramePr>
+            <a:graphic xmlns:a="http://schemas.openxmlformats.org/drawingml/2006/main">
+              <a:graphicData uri="http://schemas.openxmlformats.org/drawingml/2006/picture">
+                <pic:pic xmlns:pic="http://schemas.openxmlformats.org/drawingml/2006/picture">
+                  <pic:nvPicPr>
+                    <pic:cNvPr id="0" name="" descr=""/>
+                    <pic:cNvPicPr>
+                      <a:picLocks noChangeAspect="1" noChangeArrowheads="1"/>
+                    </pic:cNvPicPr>
+                  </pic:nvPicPr>
+                  <pic:blipFill>
+                    <a:blip r:embed="rId8" cstate="none"/>
+                    <a:srcRect/>
+                    <a:stretch>
+                      <a:fillRect/>
+                    </a:stretch>
+                  </pic:blipFill>
+                  <pic:spPr bwMode="auto">
+                    <a:xfrm>
+                      <a:off x="0" y="0"/>
+                      <a:ext cx="5715000" cy="2581275"/>
+                    </a:xfrm>
+                    <a:prstGeom prst="rect">
+                      <a:avLst/>
+                    </a:prstGeom>
+                  </pic:spPr>
+                </pic:pic>
+              </a:graphicData>
+            </a:graphic>
+          </wp:inline>
+        </w:drawing>
+      </w:r>
+    </w:p>
+    <w:p>
+      <w:pPr>
+        <w:spacing w:after="40" w:before="140"/>
+      </w:pPr>
+      <w:r>
+        <w:rPr>
+          <w:b/>
+          <w:bCs/>
+          <w:color w:val="1F3864"/>
+        </w:rPr>
+        <w:t xml:space="preserve">CAPTURA 5b. </w:t>
+      </w:r>
+      <w:r>
+        <w:rPr>
+          <w:i/>
+          <w:iCs/>
+          <w:color w:val="595959"/>
+        </w:rPr>
+        <w:t xml:space="preserve">Servicios activos y habilitados al arranque (systemctl).</w:t>
+      </w:r>
+    </w:p>
+    <w:p>
+      <w:pPr>
+        <w:spacing w:after="160"/>
+      </w:pPr>
+      <w:r>
+        <w:drawing>
+          <wp:inline distT="0" distB="0" distL="0" distR="0">
+            <wp:extent cx="5715000" cy="4791075"/>
+            <wp:effectExtent t="0" r="0" b="0" l="0"/>
+            <wp:docPr id="1" name="" descr="" title=""/>
+            <wp:cNvGraphicFramePr>
+              <a:graphicFrameLocks xmlns:a="http://schemas.openxmlformats.org/drawingml/2006/main" noChangeAspect="1"/>
+            </wp:cNvGraphicFramePr>
+            <a:graphic xmlns:a="http://schemas.openxmlformats.org/drawingml/2006/main">
+              <a:graphicData uri="http://schemas.openxmlformats.org/drawingml/2006/picture">
+                <pic:pic xmlns:pic="http://schemas.openxmlformats.org/drawingml/2006/picture">
+                  <pic:nvPicPr>
+                    <pic:cNvPr id="0" name="" descr=""/>
+                    <pic:cNvPicPr>
+                      <a:picLocks noChangeAspect="1" noChangeArrowheads="1"/>
+                    </pic:cNvPicPr>
+                  </pic:nvPicPr>
+                  <pic:blipFill>
+                    <a:blip r:embed="rId9" cstate="none"/>
+                    <a:srcRect/>
+                    <a:stretch>
+                      <a:fillRect/>
+                    </a:stretch>
+                  </pic:blipFill>
+                  <pic:spPr bwMode="auto">
+                    <a:xfrm>
+                      <a:off x="0" y="0"/>
+                      <a:ext cx="5715000" cy="4791075"/>
+                    </a:xfrm>
+                    <a:prstGeom prst="rect">
+                      <a:avLst/>
+                    </a:prstGeom>
+                  </pic:spPr>
+                </pic:pic>
+              </a:graphicData>
+            </a:graphic>
+          </wp:inline>
+        </w:drawing>
+      </w:r>
+    </w:p>
+    <w:p>
+      <w:pPr>
+        <w:spacing w:after="100"/>
+      </w:pPr>
+      <w:r>
+        <w:t xml:space="preserve">Puertos expuestos a toda la red (0.0.0.0): 22 (sshd), 25 (postfix), 80 y 8080 (nginx). La presencia de un resolver en 127.0.0.11 confirma que la máquina es un contenedor Docker. Hallazgos:</w:t>
+      </w:r>
+    </w:p>
+    <w:p>
+      <w:pPr>
+        <w:pStyle w:val="ListParagraph"/>
+        <w:numPr>
+          <w:ilvl w:val="0"/>
+          <w:numId w:val="2"/>
+        </w:numPr>
+        <w:spacing w:after="40"/>
+      </w:pPr>
+      <w:r>
+        <w:t xml:space="preserve">Servicio de correo expuesto innecesariamente (medio): Postfix escucha SMTP en 0.0.0.0:25, accesible desde toda la red. Si el sistema no requiere recibir correo externo, el MTA debería restringirse a 127.0.0.1 o deshabilitarse, reduciendo el riesgo de relay abierto y de exposición de un servicio no esencial.</w:t>
+      </w:r>
+    </w:p>
+    <w:p>
+      <w:pPr>
+        <w:pStyle w:val="ListParagraph"/>
+        <w:numPr>
+          <w:ilvl w:val="0"/>
+          <w:numId w:val="2"/>
+        </w:numPr>
+        <w:spacing w:after="40"/>
+      </w:pPr>
+      <w:r>
+        <w:t xml:space="preserve">Puerto web redundante (bajo-medio): nginx atiende simultáneamente en los puertos 80 y 8080. El puerto 8080 duplica la exposición del servicio web sin una justificación aparente; debe validarse su necesidad y, en caso contrario, eliminarse.</w:t>
+      </w:r>
+    </w:p>
+    <w:p>
+      <w:pPr>
+        <w:spacing w:after="100"/>
+      </w:pPr>
+      <w:r>
+        <w:t xml:space="preserve">Aspectos positivos identificados: unattended-upgrades, AppArmor y auditd figuran habilitados, lo que constituye una base útil para el endurecimiento posterior.</w:t>
+      </w:r>
+    </w:p>
+    <w:p>
+      <w:pPr>
+        <w:pStyle w:val="Heading2"/>
+        <w:spacing w:after="80" w:before="180"/>
+      </w:pPr>
+      <w:r>
+        <w:rPr>
+          <w:b/>
+          <w:bCs/>
+          <w:color w:val="1F3864"/>
+        </w:rPr>
+        <w:t xml:space="preserve">4.3 Acceso remoto (SSH)</w:t>
+      </w:r>
+    </w:p>
+    <w:p>
+      <w:pPr>
+        <w:spacing w:after="100"/>
+      </w:pPr>
+      <w:r>
+        <w:t xml:space="preserve">Se analizó la configuración efectiva del servicio (sshd -T) y el archivo /etc/ssh/sshd_config.</w:t>
+      </w:r>
+    </w:p>
+    <w:p>
+      <w:pPr>
+        <w:spacing w:after="40" w:before="140"/>
+      </w:pPr>
+      <w:r>
+        <w:rPr>
+          <w:b/>
+          <w:bCs/>
+          <w:color w:val="1F3864"/>
+        </w:rPr>
+        <w:t xml:space="preserve">CAPTURA 6. </w:t>
+      </w:r>
+      <w:r>
+        <w:rPr>
+          <w:i/>
+          <w:iCs/>
+          <w:color w:val="595959"/>
+        </w:rPr>
+        <w:t xml:space="preserve">Parámetros relevantes de sshd_config (ANTES del hardening).</w:t>
+      </w:r>
+    </w:p>
+    <w:p>
+      <w:pPr>
+        <w:spacing w:after="160"/>
+      </w:pPr>
+      <w:r>
+        <w:drawing>
+          <wp:inline distT="0" distB="0" distL="0" distR="0">
+            <wp:extent cx="5715000" cy="4076700"/>
+            <wp:effectExtent t="0" r="0" b="0" l="0"/>
+            <wp:docPr id="1" name="" descr="" title=""/>
+            <wp:cNvGraphicFramePr>
+              <a:graphicFrameLocks xmlns:a="http://schemas.openxmlformats.org/drawingml/2006/main" noChangeAspect="1"/>
+            </wp:cNvGraphicFramePr>
+            <a:graphic xmlns:a="http://schemas.openxmlformats.org/drawingml/2006/main">
+              <a:graphicData uri="http://schemas.openxmlformats.org/drawingml/2006/picture">
+                <pic:pic xmlns:pic="http://schemas.openxmlformats.org/drawingml/2006/picture">
+                  <pic:nvPicPr>
+                    <pic:cNvPr id="0" name="" descr=""/>
+                    <pic:cNvPicPr>
+                      <a:picLocks noChangeAspect="1" noChangeArrowheads="1"/>
+                    </pic:cNvPicPr>
+                  </pic:nvPicPr>
+                  <pic:blipFill>
+                    <a:blip r:embed="rId10" cstate="none"/>
+                    <a:srcRect/>
+                    <a:stretch>
+                      <a:fillRect/>
+                    </a:stretch>
+                  </pic:blipFill>
+                  <pic:spPr bwMode="auto">
+                    <a:xfrm>
+                      <a:off x="0" y="0"/>
+                      <a:ext cx="5715000" cy="4076700"/>
+                    </a:xfrm>
+                    <a:prstGeom prst="rect">
+                      <a:avLst/>
+                    </a:prstGeom>
+                  </pic:spPr>
+                </pic:pic>
+              </a:graphicData>
+            </a:graphic>
+          </wp:inline>
+        </w:drawing>
+      </w:r>
+    </w:p>
+    <w:p>
+      <w:pPr>
+        <w:spacing w:after="100"/>
+      </w:pPr>
+      <w:r>
+        <w:t xml:space="preserve">La configuración de acceso remoto presenta varias debilidades:</w:t>
+      </w:r>
+    </w:p>
+    <w:p>
+      <w:pPr>
+        <w:pStyle w:val="ListParagraph"/>
+        <w:numPr>
+          <w:ilvl w:val="0"/>
+          <w:numId w:val="2"/>
+        </w:numPr>
+        <w:spacing w:after="40"/>
+      </w:pPr>
+      <w:r>
+        <w:t xml:space="preserve">PermitRootLogin yes: se permite iniciar sesión directamente como root por SSH, lo que expone la cuenta más privilegiada a ataques de fuerza bruta y elimina la trazabilidad de quién administra el sistema.</w:t>
+      </w:r>
+    </w:p>
+    <w:p>
+      <w:pPr>
+        <w:pStyle w:val="ListParagraph"/>
+        <w:numPr>
+          <w:ilvl w:val="0"/>
+          <w:numId w:val="2"/>
+        </w:numPr>
+        <w:spacing w:after="40"/>
+      </w:pPr>
+      <w:r>
+        <w:t xml:space="preserve">PasswordAuthentication yes: se permite autenticación por contraseña, habilitando ataques de fuerza bruta/diccionario contra las credenciales débiles ya identificadas.</w:t>
+      </w:r>
+    </w:p>
+    <w:p>
+      <w:pPr>
+        <w:pStyle w:val="ListParagraph"/>
+        <w:numPr>
+          <w:ilvl w:val="0"/>
+          <w:numId w:val="2"/>
+        </w:numPr>
+        <w:spacing w:after="40"/>
+      </w:pPr>
+      <w:r>
+        <w:t xml:space="preserve">X11Forwarding yes y MaxAuthTries 6: parámetros permisivos que amplían la superficie y toleran múltiples intentos de autenticación por conexión.</w:t>
+      </w:r>
+    </w:p>
+    <w:p>
+      <w:pPr>
+        <w:spacing w:after="100"/>
+      </w:pPr>
+      <w:r>
+        <w:t xml:space="preserve">Nota: PermitEmptyPasswords está en 'no' (correcto). Lynis (control SSH-7408) recomienda además reducir MaxAuthTries a 2, desactivar TCP/Agent forwarding y elevar el LogLevel a VERBOSE.</w:t>
+      </w:r>
+    </w:p>
+    <w:p>
+      <w:pPr>
+        <w:pStyle w:val="Heading2"/>
+        <w:spacing w:after="80" w:before="180"/>
+      </w:pPr>
+      <w:r>
+        <w:rPr>
+          <w:b/>
+          <w:bCs/>
+          <w:color w:val="1F3864"/>
+        </w:rPr>
+        <w:t xml:space="preserve">4.4 Estado de actualizaciones</w:t>
+      </w:r>
+    </w:p>
+    <w:p>
+      <w:pPr>
+        <w:spacing w:after="100"/>
+      </w:pPr>
+      <w:r>
+        <w:t xml:space="preserve">Se refrescó el índice de paquetes (apt-get update) y se revisaron los pendientes con apt list --upgradable y apt-show-versions -u.</w:t>
       </w:r>
     </w:p>
     <w:p>
@@ -618,7 +1068,7 @@
           <w:bCs/>
           <w:color w:val="BF9000"/>
         </w:rPr>
-        <w:t xml:space="preserve">  [ CAPTURA 4 ]  </w:t>
+        <w:t xml:space="preserve">  [ CAPTURA 7 — PENDIENTE ]  </w:t>
       </w:r>
       <w:r>
         <w:rPr>
@@ -626,13 +1076,7 @@
           <w:iCs/>
           <w:color w:val="7F6000"/>
         </w:rPr>
-        <w:t xml:space="preserve">Regla sudo NOPASSWD para insecureuser y pertenencia al grupo sudo.</w:t>
-      </w:r>
-      <w:r>
-        <w:rPr>
-          <w:color w:val="7F6000"/>
-        </w:rPr>
-        <w:t xml:space="preserve">   — pega aquí el screenshot —</w:t>
+        <w:t xml:space="preserve">Paquetes con actualizaciones pendientes (apt list --upgradable / apt-show-versions -u).</w:t>
       </w:r>
     </w:p>
     <w:p>
@@ -640,46 +1084,7 @@
         <w:spacing w:after="100"/>
       </w:pPr>
       <w:r>
-        <w:t xml:space="preserve">El sistema posee dos cuentas con shell de login: root e insecureuser (UID 1000). Solo root tiene UID 0, lo cual es correcto, y no se hallaron cuentas con contraseña vacía. No obstante, se detectaron tres debilidades graves en la gestión de credenciales y privilegios:</w:t>
-      </w:r>
-    </w:p>
-    <w:p>
-      <w:pPr>
-        <w:pStyle w:val="ListParagraph"/>
-        <w:numPr>
-          <w:ilvl w:val="0"/>
-          <w:numId w:val="2"/>
-        </w:numPr>
-        <w:spacing w:after="40"/>
-      </w:pPr>
-      <w:r>
-        <w:t xml:space="preserve">Escalada de privilegios sin contraseña (CRÍTICO): el archivo /etc/sudoers.d/ contiene la regla 'insecureuser ALL=(ALL) NOPASSWD:ALL', que permite a insecureuser ejecutar cualquier comando como root sin autenticarse; además, dicho usuario pertenece al grupo sudo. Esto convierte una cuenta de bajo privilegio en un acceso root efectivo.</w:t>
-      </w:r>
-    </w:p>
-    <w:p>
-      <w:pPr>
-        <w:pStyle w:val="ListParagraph"/>
-        <w:numPr>
-          <w:ilvl w:val="0"/>
-          <w:numId w:val="2"/>
-        </w:numPr>
-        <w:spacing w:after="40"/>
-      </w:pPr>
-      <w:r>
-        <w:t xml:space="preserve">Contraseñas débiles y compartidas (ALTO): aunque los hashes usan un algoritmo robusto (SHA-512, prefijo $6$), ambas cuentas comparten la contraseña 'password123!', recuperada en segundos mediante un ataque de diccionario (ver CAPTURA 3b). Un algoritmo de hash fuerte no compensa una contraseña predecible.</w:t>
-      </w:r>
-    </w:p>
-    <w:p>
-      <w:pPr>
-        <w:pStyle w:val="ListParagraph"/>
-        <w:numPr>
-          <w:ilvl w:val="0"/>
-          <w:numId w:val="2"/>
-        </w:numPr>
-        <w:spacing w:after="40"/>
-      </w:pPr>
-      <w:r>
-        <w:t xml:space="preserve">Sin política de expiración (MEDIO): el campo de vigencia máxima en /etc/shadow es 99999 días, es decir, las contraseñas nunca caducan y no existe rotación obligatoria.</w:t>
+        <w:t xml:space="preserve">Solo hay 2 paquetes con actualización pendiente (apt y libapt-pkg6.0, de 2.0.10 a 2.0.11) y el servicio unattended-upgrades está activo. Por tanto, el sistema se encuentra prácticamente al día dentro del repositorio de Ubuntu 20.04. El riesgo asociado a parches pendientes es bajo; el aspecto estratégico a considerar es que 20.04 es una versión antigua cuyo ciclo de soporte estándar está próximo a agotarse.</w:t>
       </w:r>
     </w:p>
     <w:p>
@@ -693,7 +1098,7 @@
           <w:bCs/>
           <w:color w:val="1F3864"/>
         </w:rPr>
-        <w:t xml:space="preserve">4.2 Servicios activos y puertos a la escucha</w:t>
+        <w:t xml:space="preserve">4.5 Auditoría inicial con Lynis</w:t>
       </w:r>
     </w:p>
     <w:p>
@@ -701,75 +1106,139 @@
         <w:spacing w:after="100"/>
       </w:pPr>
       <w:r>
-        <w:t xml:space="preserve">Se inventariaron los puertos a la escucha (ss -tulpn), los procesos (ps aux) y los servicios del sistema para evaluar la superficie de ataque.</w:t>
-      </w:r>
-    </w:p>
-    <w:p>
-      <w:pPr>
-        <w:pBdr>
-          <w:top w:val="single" w:color="BF9000" w:sz="8"/>
-          <w:bottom w:val="single" w:color="BF9000" w:sz="8"/>
-          <w:left w:val="single" w:color="BF9000" w:sz="8"/>
-          <w:right w:val="single" w:color="BF9000" w:sz="8"/>
-        </w:pBdr>
-        <w:shd w:fill="FFF2CC" w:val="clear"/>
-        <w:spacing w:after="160" w:before="120"/>
-      </w:pPr>
-      <w:r>
-        <w:rPr>
-          <w:b/>
-          <w:bCs/>
-          <w:color w:val="BF9000"/>
-        </w:rPr>
-        <w:t xml:space="preserve">  [ CAPTURA 5 ]  </w:t>
+        <w:t xml:space="preserve">Se ejecutó 'lynis audit system' para establecer la línea base de seguridad.</w:t>
+      </w:r>
+    </w:p>
+    <w:p>
+      <w:pPr>
+        <w:spacing w:after="40" w:before="140"/>
+      </w:pPr>
+      <w:r>
+        <w:rPr>
+          <w:b/>
+          <w:bCs/>
+          <w:color w:val="1F3864"/>
+        </w:rPr>
+        <w:t xml:space="preserve">CAPTURA 8. </w:t>
       </w:r>
       <w:r>
         <w:rPr>
           <w:i/>
           <w:iCs/>
-          <w:color w:val="7F6000"/>
-        </w:rPr>
-        <w:t xml:space="preserve">Puertos TCP/UDP a la escucha (ss -tulpn).</w:t>
-      </w:r>
-      <w:r>
-        <w:rPr>
-          <w:color w:val="7F6000"/>
-        </w:rPr>
-        <w:t xml:space="preserve">   — pega aquí el screenshot —</w:t>
-      </w:r>
-    </w:p>
-    <w:p>
-      <w:pPr>
-        <w:pBdr>
-          <w:top w:val="single" w:color="BF9000" w:sz="8"/>
-          <w:bottom w:val="single" w:color="BF9000" w:sz="8"/>
-          <w:left w:val="single" w:color="BF9000" w:sz="8"/>
-          <w:right w:val="single" w:color="BF9000" w:sz="8"/>
-        </w:pBdr>
-        <w:shd w:fill="FFF2CC" w:val="clear"/>
-        <w:spacing w:after="160" w:before="120"/>
-      </w:pPr>
-      <w:r>
-        <w:rPr>
-          <w:b/>
-          <w:bCs/>
-          <w:color w:val="BF9000"/>
-        </w:rPr>
-        <w:t xml:space="preserve">  [ CAPTURA 5b ]  </w:t>
+          <w:color w:val="595959"/>
+        </w:rPr>
+        <w:t xml:space="preserve">Lynis: Hardening Index inicial y sección de Warnings.</w:t>
+      </w:r>
+    </w:p>
+    <w:p>
+      <w:pPr>
+        <w:spacing w:after="160"/>
+      </w:pPr>
+      <w:r>
+        <w:drawing>
+          <wp:inline distT="0" distB="0" distL="0" distR="0">
+            <wp:extent cx="5715000" cy="3533775"/>
+            <wp:effectExtent t="0" r="0" b="0" l="0"/>
+            <wp:docPr id="1" name="" descr="" title=""/>
+            <wp:cNvGraphicFramePr>
+              <a:graphicFrameLocks xmlns:a="http://schemas.openxmlformats.org/drawingml/2006/main" noChangeAspect="1"/>
+            </wp:cNvGraphicFramePr>
+            <a:graphic xmlns:a="http://schemas.openxmlformats.org/drawingml/2006/main">
+              <a:graphicData uri="http://schemas.openxmlformats.org/drawingml/2006/picture">
+                <pic:pic xmlns:pic="http://schemas.openxmlformats.org/drawingml/2006/picture">
+                  <pic:nvPicPr>
+                    <pic:cNvPr id="0" name="" descr=""/>
+                    <pic:cNvPicPr>
+                      <a:picLocks noChangeAspect="1" noChangeArrowheads="1"/>
+                    </pic:cNvPicPr>
+                  </pic:nvPicPr>
+                  <pic:blipFill>
+                    <a:blip r:embed="rId11" cstate="none"/>
+                    <a:srcRect/>
+                    <a:stretch>
+                      <a:fillRect/>
+                    </a:stretch>
+                  </pic:blipFill>
+                  <pic:spPr bwMode="auto">
+                    <a:xfrm>
+                      <a:off x="0" y="0"/>
+                      <a:ext cx="5715000" cy="3533775"/>
+                    </a:xfrm>
+                    <a:prstGeom prst="rect">
+                      <a:avLst/>
+                    </a:prstGeom>
+                  </pic:spPr>
+                </pic:pic>
+              </a:graphicData>
+            </a:graphic>
+          </wp:inline>
+        </w:drawing>
+      </w:r>
+    </w:p>
+    <w:p>
+      <w:pPr>
+        <w:spacing w:after="40" w:before="140"/>
+      </w:pPr>
+      <w:r>
+        <w:rPr>
+          <w:b/>
+          <w:bCs/>
+          <w:color w:val="1F3864"/>
+        </w:rPr>
+        <w:t xml:space="preserve">CAPTURA 9. </w:t>
       </w:r>
       <w:r>
         <w:rPr>
           <w:i/>
           <w:iCs/>
-          <w:color w:val="7F6000"/>
-        </w:rPr>
-        <w:t xml:space="preserve">Servicios activos y habilitados al arranque (systemctl).</w:t>
-      </w:r>
-      <w:r>
-        <w:rPr>
-          <w:color w:val="7F6000"/>
-        </w:rPr>
-        <w:t xml:space="preserve">   — pega aquí el screenshot —</w:t>
+          <w:color w:val="595959"/>
+        </w:rPr>
+        <w:t xml:space="preserve">Lynis: sección de Suggestions (recomendaciones).</w:t>
+      </w:r>
+    </w:p>
+    <w:p>
+      <w:pPr>
+        <w:spacing w:after="160"/>
+      </w:pPr>
+      <w:r>
+        <w:drawing>
+          <wp:inline distT="0" distB="0" distL="0" distR="0">
+            <wp:extent cx="5715000" cy="3829050"/>
+            <wp:effectExtent t="0" r="0" b="0" l="0"/>
+            <wp:docPr id="1" name="" descr="" title=""/>
+            <wp:cNvGraphicFramePr>
+              <a:graphicFrameLocks xmlns:a="http://schemas.openxmlformats.org/drawingml/2006/main" noChangeAspect="1"/>
+            </wp:cNvGraphicFramePr>
+            <a:graphic xmlns:a="http://schemas.openxmlformats.org/drawingml/2006/main">
+              <a:graphicData uri="http://schemas.openxmlformats.org/drawingml/2006/picture">
+                <pic:pic xmlns:pic="http://schemas.openxmlformats.org/drawingml/2006/picture">
+                  <pic:nvPicPr>
+                    <pic:cNvPr id="0" name="" descr=""/>
+                    <pic:cNvPicPr>
+                      <a:picLocks noChangeAspect="1" noChangeArrowheads="1"/>
+                    </pic:cNvPicPr>
+                  </pic:nvPicPr>
+                  <pic:blipFill>
+                    <a:blip r:embed="rId12" cstate="none"/>
+                    <a:srcRect/>
+                    <a:stretch>
+                      <a:fillRect/>
+                    </a:stretch>
+                  </pic:blipFill>
+                  <pic:spPr bwMode="auto">
+                    <a:xfrm>
+                      <a:off x="0" y="0"/>
+                      <a:ext cx="5715000" cy="3829050"/>
+                    </a:xfrm>
+                    <a:prstGeom prst="rect">
+                      <a:avLst/>
+                    </a:prstGeom>
+                  </pic:spPr>
+                </pic:pic>
+              </a:graphicData>
+            </a:graphic>
+          </wp:inline>
+        </w:drawing>
       </w:r>
     </w:p>
     <w:p>
@@ -777,41 +1246,7 @@
         <w:spacing w:after="100"/>
       </w:pPr>
       <w:r>
-        <w:t xml:space="preserve">Puertos expuestos a toda la red (0.0.0.0): 22 (sshd), 25 (postfix), 80 y 8080 (nginx). La presencia de un resolver en 127.0.0.11 confirma que la máquina es un contenedor Docker. Hallazgos:</w:t>
-      </w:r>
-    </w:p>
-    <w:p>
-      <w:pPr>
-        <w:pStyle w:val="ListParagraph"/>
-        <w:numPr>
-          <w:ilvl w:val="0"/>
-          <w:numId w:val="2"/>
-        </w:numPr>
-        <w:spacing w:after="40"/>
-      </w:pPr>
-      <w:r>
-        <w:t xml:space="preserve">Servicio de correo expuesto innecesariamente (medio): Postfix escucha SMTP en 0.0.0.0:25, accesible desde toda la red. Si el sistema no requiere recibir correo externo, el MTA debería restringirse a 127.0.0.1 o deshabilitarse, reduciendo el riesgo de relay abierto y de exposición de un servicio no esencial.</w:t>
-      </w:r>
-    </w:p>
-    <w:p>
-      <w:pPr>
-        <w:pStyle w:val="ListParagraph"/>
-        <w:numPr>
-          <w:ilvl w:val="0"/>
-          <w:numId w:val="2"/>
-        </w:numPr>
-        <w:spacing w:after="40"/>
-      </w:pPr>
-      <w:r>
-        <w:t xml:space="preserve">Puerto web redundante (bajo-medio): nginx atiende simultáneamente en los puertos 80 y 8080. El puerto 8080 duplica la exposición del servicio web sin una justificación aparente; debe validarse su necesidad y, en caso contrario, eliminarse.</w:t>
-      </w:r>
-    </w:p>
-    <w:p>
-      <w:pPr>
-        <w:spacing w:after="100"/>
-      </w:pPr>
-      <w:r>
-        <w:t xml:space="preserve">Aspectos positivos identificados: unattended-upgrades, AppArmor y auditd figuran habilitados, lo que constituye una base útil para el endurecimiento posterior.</w:t>
+        <w:t xml:space="preserve">Resultado inicial (ANTES): Hardening Index = 58/100, con 3 advertencias y 48 sugerencias. Las advertencias fueron: (1) AUTH-9308 — sin contraseña para el modo monousuario; (2) MAIL-8818 — el banner SMTP de Postfix revela información del software/SO; (3) FIRE-4512 — módulos de iptables cargados pero sin ninguna regla de firewall activa. Entre las sugerencias más relevantes: endurecer SSH (SSH-7408), instalar módulos PAM de robustez de contraseñas, configurar caducidad de contraseñas en /etc/login.defs, aplicar un umask más estricto (027), añadir banners legales, habilitar auditd/process accounting y añadir un escáner de malware.</w:t>
       </w:r>
     </w:p>
     <w:p>
@@ -825,7 +1260,7 @@
           <w:bCs/>
           <w:color w:val="1F3864"/>
         </w:rPr>
-        <w:t xml:space="preserve">4.3 Acceso remoto (SSH)</w:t>
+        <w:t xml:space="preserve">4.6 Integridad de archivos con AIDE</w:t>
       </w:r>
     </w:p>
     <w:p>
@@ -833,314 +1268,73 @@
         <w:spacing w:after="100"/>
       </w:pPr>
       <w:r>
-        <w:t xml:space="preserve">Se analizó la configuración efectiva del servicio (sshd -T) y el archivo /etc/ssh/sshd_config.</w:t>
-      </w:r>
-    </w:p>
-    <w:p>
-      <w:pPr>
-        <w:pBdr>
-          <w:top w:val="single" w:color="BF9000" w:sz="8"/>
-          <w:bottom w:val="single" w:color="BF9000" w:sz="8"/>
-          <w:left w:val="single" w:color="BF9000" w:sz="8"/>
-          <w:right w:val="single" w:color="BF9000" w:sz="8"/>
-        </w:pBdr>
-        <w:shd w:fill="FFF2CC" w:val="clear"/>
-        <w:spacing w:after="160" w:before="120"/>
-      </w:pPr>
-      <w:r>
-        <w:rPr>
-          <w:b/>
-          <w:bCs/>
-          <w:color w:val="BF9000"/>
-        </w:rPr>
-        <w:t xml:space="preserve">  [ CAPTURA 6 ]  </w:t>
+        <w:t xml:space="preserve">Se inicializó la base de datos de integridad de AIDE para poder detectar cambios no autorizados en el futuro.</w:t>
+      </w:r>
+    </w:p>
+    <w:p>
+      <w:pPr>
+        <w:spacing w:after="40" w:before="140"/>
+      </w:pPr>
+      <w:r>
+        <w:rPr>
+          <w:b/>
+          <w:bCs/>
+          <w:color w:val="1F3864"/>
+        </w:rPr>
+        <w:t xml:space="preserve">CAPTURA 10. </w:t>
       </w:r>
       <w:r>
         <w:rPr>
           <w:i/>
           <w:iCs/>
-          <w:color w:val="7F6000"/>
-        </w:rPr>
-        <w:t xml:space="preserve">Parámetros relevantes de sshd_config (ANTES del hardening).</w:t>
-      </w:r>
-      <w:r>
-        <w:rPr>
-          <w:color w:val="7F6000"/>
-        </w:rPr>
-        <w:t xml:space="preserve">   — pega aquí el screenshot —</w:t>
-      </w:r>
-    </w:p>
-    <w:p>
-      <w:pPr>
-        <w:spacing w:after="100"/>
-      </w:pPr>
-      <w:r>
-        <w:t xml:space="preserve">La configuración de acceso remoto presenta varias debilidades:</w:t>
-      </w:r>
-    </w:p>
-    <w:p>
-      <w:pPr>
-        <w:pStyle w:val="ListParagraph"/>
-        <w:numPr>
-          <w:ilvl w:val="0"/>
-          <w:numId w:val="2"/>
-        </w:numPr>
-        <w:spacing w:after="40"/>
-      </w:pPr>
-      <w:r>
-        <w:t xml:space="preserve">PermitRootLogin yes: se permite iniciar sesión directamente como root por SSH, lo que expone la cuenta más privilegiada a ataques de fuerza bruta y elimina la trazabilidad de quién administra el sistema.</w:t>
-      </w:r>
-    </w:p>
-    <w:p>
-      <w:pPr>
-        <w:pStyle w:val="ListParagraph"/>
-        <w:numPr>
-          <w:ilvl w:val="0"/>
-          <w:numId w:val="2"/>
-        </w:numPr>
-        <w:spacing w:after="40"/>
-      </w:pPr>
-      <w:r>
-        <w:t xml:space="preserve">PasswordAuthentication yes: se permite autenticación por contraseña, habilitando ataques de fuerza bruta/diccionario contra las credenciales débiles ya identificadas.</w:t>
-      </w:r>
-    </w:p>
-    <w:p>
-      <w:pPr>
-        <w:pStyle w:val="ListParagraph"/>
-        <w:numPr>
-          <w:ilvl w:val="0"/>
-          <w:numId w:val="2"/>
-        </w:numPr>
-        <w:spacing w:after="40"/>
-      </w:pPr>
-      <w:r>
-        <w:t xml:space="preserve">X11Forwarding yes y MaxAuthTries 6: parámetros permisivos que amplían la superficie y toleran múltiples intentos de autenticación por conexión.</w:t>
-      </w:r>
-    </w:p>
-    <w:p>
-      <w:pPr>
-        <w:spacing w:after="100"/>
-      </w:pPr>
-      <w:r>
-        <w:t xml:space="preserve">Nota: PermitEmptyPasswords está en 'no' (correcto). Lynis (control SSH-7408) recomienda además reducir MaxAuthTries a 2, desactivar TCP/Agent forwarding y elevar el LogLevel a VERBOSE.</w:t>
-      </w:r>
-    </w:p>
-    <w:p>
-      <w:pPr>
-        <w:pStyle w:val="Heading2"/>
-        <w:spacing w:after="80" w:before="180"/>
-      </w:pPr>
-      <w:r>
-        <w:rPr>
-          <w:b/>
-          <w:bCs/>
-          <w:color w:val="1F3864"/>
-        </w:rPr>
-        <w:t xml:space="preserve">4.4 Estado de actualizaciones</w:t>
-      </w:r>
-    </w:p>
-    <w:p>
-      <w:pPr>
-        <w:spacing w:after="100"/>
-      </w:pPr>
-      <w:r>
-        <w:t xml:space="preserve">Se refrescó el índice de paquetes (apt-get update) y se revisaron los pendientes con apt list --upgradable y apt-show-versions -u.</w:t>
-      </w:r>
-    </w:p>
-    <w:p>
-      <w:pPr>
-        <w:pBdr>
-          <w:top w:val="single" w:color="BF9000" w:sz="8"/>
-          <w:bottom w:val="single" w:color="BF9000" w:sz="8"/>
-          <w:left w:val="single" w:color="BF9000" w:sz="8"/>
-          <w:right w:val="single" w:color="BF9000" w:sz="8"/>
-        </w:pBdr>
-        <w:shd w:fill="FFF2CC" w:val="clear"/>
-        <w:spacing w:after="160" w:before="120"/>
-      </w:pPr>
-      <w:r>
-        <w:rPr>
-          <w:b/>
-          <w:bCs/>
-          <w:color w:val="BF9000"/>
-        </w:rPr>
-        <w:t xml:space="preserve">  [ CAPTURA 7 ]  </w:t>
-      </w:r>
-      <w:r>
-        <w:rPr>
-          <w:i/>
-          <w:iCs/>
-          <w:color w:val="7F6000"/>
-        </w:rPr>
-        <w:t xml:space="preserve">Paquetes con actualizaciones pendientes (apt list --upgradable / apt-show-versions -u).</w:t>
-      </w:r>
-      <w:r>
-        <w:rPr>
-          <w:color w:val="7F6000"/>
-        </w:rPr>
-        <w:t xml:space="preserve">   — pega aquí el screenshot —</w:t>
-      </w:r>
-    </w:p>
-    <w:p>
-      <w:pPr>
-        <w:spacing w:after="100"/>
-      </w:pPr>
-      <w:r>
-        <w:t xml:space="preserve">Solo hay 2 paquetes con actualización pendiente (apt y libapt-pkg6.0, de 2.0.10 a 2.0.11) y el servicio unattended-upgrades está activo. Por tanto, el sistema se encuentra prácticamente al día dentro del repositorio de Ubuntu 20.04. El riesgo asociado a parches pendientes es bajo; el aspecto estratégico a considerar es que 20.04 es una versión antigua cuyo ciclo de soporte estándar está próximo a agotarse.</w:t>
-      </w:r>
-    </w:p>
-    <w:p>
-      <w:pPr>
-        <w:pStyle w:val="Heading2"/>
-        <w:spacing w:after="80" w:before="180"/>
-      </w:pPr>
-      <w:r>
-        <w:rPr>
-          <w:b/>
-          <w:bCs/>
-          <w:color w:val="1F3864"/>
-        </w:rPr>
-        <w:t xml:space="preserve">4.5 Auditoría inicial con Lynis</w:t>
-      </w:r>
-    </w:p>
-    <w:p>
-      <w:pPr>
-        <w:spacing w:after="100"/>
-      </w:pPr>
-      <w:r>
-        <w:t xml:space="preserve">Se ejecutó 'lynis audit system' para establecer la línea base de seguridad.</w:t>
-      </w:r>
-    </w:p>
-    <w:p>
-      <w:pPr>
-        <w:pBdr>
-          <w:top w:val="single" w:color="BF9000" w:sz="8"/>
-          <w:bottom w:val="single" w:color="BF9000" w:sz="8"/>
-          <w:left w:val="single" w:color="BF9000" w:sz="8"/>
-          <w:right w:val="single" w:color="BF9000" w:sz="8"/>
-        </w:pBdr>
-        <w:shd w:fill="FFF2CC" w:val="clear"/>
-        <w:spacing w:after="160" w:before="120"/>
-      </w:pPr>
-      <w:r>
-        <w:rPr>
-          <w:b/>
-          <w:bCs/>
-          <w:color w:val="BF9000"/>
-        </w:rPr>
-        <w:t xml:space="preserve">  [ CAPTURA 8 ]  </w:t>
-      </w:r>
-      <w:r>
-        <w:rPr>
-          <w:i/>
-          <w:iCs/>
-          <w:color w:val="7F6000"/>
-        </w:rPr>
-        <w:t xml:space="preserve">Lynis: Hardening Index inicial y sección de Warnings.</w:t>
-      </w:r>
-      <w:r>
-        <w:rPr>
-          <w:color w:val="7F6000"/>
-        </w:rPr>
-        <w:t xml:space="preserve">   — pega aquí el screenshot —</w:t>
-      </w:r>
-    </w:p>
-    <w:p>
-      <w:pPr>
-        <w:pBdr>
-          <w:top w:val="single" w:color="BF9000" w:sz="8"/>
-          <w:bottom w:val="single" w:color="BF9000" w:sz="8"/>
-          <w:left w:val="single" w:color="BF9000" w:sz="8"/>
-          <w:right w:val="single" w:color="BF9000" w:sz="8"/>
-        </w:pBdr>
-        <w:shd w:fill="FFF2CC" w:val="clear"/>
-        <w:spacing w:after="160" w:before="120"/>
-      </w:pPr>
-      <w:r>
-        <w:rPr>
-          <w:b/>
-          <w:bCs/>
-          <w:color w:val="BF9000"/>
-        </w:rPr>
-        <w:t xml:space="preserve">  [ CAPTURA 9 ]  </w:t>
-      </w:r>
-      <w:r>
-        <w:rPr>
-          <w:i/>
-          <w:iCs/>
-          <w:color w:val="7F6000"/>
-        </w:rPr>
-        <w:t xml:space="preserve">Lynis: sección de Suggestions (recomendaciones).</w:t>
-      </w:r>
-      <w:r>
-        <w:rPr>
-          <w:color w:val="7F6000"/>
-        </w:rPr>
-        <w:t xml:space="preserve">   — pega aquí el screenshot —</w:t>
-      </w:r>
-    </w:p>
-    <w:p>
-      <w:pPr>
-        <w:spacing w:after="100"/>
-      </w:pPr>
-      <w:r>
-        <w:t xml:space="preserve">Resultado inicial (ANTES): Hardening Index = 58/100, con 3 advertencias y 48 sugerencias. Las advertencias fueron: (1) AUTH-9308 — sin contraseña para el modo monousuario; (2) MAIL-8818 — el banner SMTP de Postfix revela información del software/SO; (3) FIRE-4512 — módulos de iptables cargados pero sin ninguna regla de firewall activa. Entre las sugerencias más relevantes: endurecer SSH (SSH-7408), instalar módulos PAM de robustez de contraseñas, configurar caducidad de contraseñas en /etc/login.defs, aplicar un umask más estricto (027), añadir banners legales, habilitar auditd/process accounting y añadir un escáner de malware.</w:t>
-      </w:r>
-    </w:p>
-    <w:p>
-      <w:pPr>
-        <w:pStyle w:val="Heading2"/>
-        <w:spacing w:after="80" w:before="180"/>
-      </w:pPr>
-      <w:r>
-        <w:rPr>
-          <w:b/>
-          <w:bCs/>
-          <w:color w:val="1F3864"/>
-        </w:rPr>
-        <w:t xml:space="preserve">4.6 Integridad de archivos con AIDE</w:t>
-      </w:r>
-    </w:p>
-    <w:p>
-      <w:pPr>
-        <w:spacing w:after="100"/>
-      </w:pPr>
-      <w:r>
-        <w:t xml:space="preserve">Se inicializó la base de datos de integridad de AIDE para poder detectar cambios no autorizados en el futuro.</w:t>
-      </w:r>
-    </w:p>
-    <w:p>
-      <w:pPr>
-        <w:pBdr>
-          <w:top w:val="single" w:color="BF9000" w:sz="8"/>
-          <w:bottom w:val="single" w:color="BF9000" w:sz="8"/>
-          <w:left w:val="single" w:color="BF9000" w:sz="8"/>
-          <w:right w:val="single" w:color="BF9000" w:sz="8"/>
-        </w:pBdr>
-        <w:shd w:fill="FFF2CC" w:val="clear"/>
-        <w:spacing w:after="160" w:before="120"/>
-      </w:pPr>
-      <w:r>
-        <w:rPr>
-          <w:b/>
-          <w:bCs/>
-          <w:color w:val="BF9000"/>
-        </w:rPr>
-        <w:t xml:space="preserve">  [ CAPTURA 10 ]  </w:t>
-      </w:r>
-      <w:r>
-        <w:rPr>
-          <w:i/>
-          <w:iCs/>
-          <w:color w:val="7F6000"/>
+          <w:color w:val="595959"/>
         </w:rPr>
         <w:t xml:space="preserve">Inicialización de AIDE y creación de la base de datos (/var/lib/aide/aide.db).</w:t>
       </w:r>
-      <w:r>
-        <w:rPr>
-          <w:color w:val="7F6000"/>
-        </w:rPr>
-        <w:t xml:space="preserve">   — pega aquí el screenshot —</w:t>
+    </w:p>
+    <w:p>
+      <w:pPr>
+        <w:spacing w:after="160"/>
+      </w:pPr>
+      <w:r>
+        <w:drawing>
+          <wp:inline distT="0" distB="0" distL="0" distR="0">
+            <wp:extent cx="5715000" cy="3743325"/>
+            <wp:effectExtent t="0" r="0" b="0" l="0"/>
+            <wp:docPr id="1" name="" descr="" title=""/>
+            <wp:cNvGraphicFramePr>
+              <a:graphicFrameLocks xmlns:a="http://schemas.openxmlformats.org/drawingml/2006/main" noChangeAspect="1"/>
+            </wp:cNvGraphicFramePr>
+            <a:graphic xmlns:a="http://schemas.openxmlformats.org/drawingml/2006/main">
+              <a:graphicData uri="http://schemas.openxmlformats.org/drawingml/2006/picture">
+                <pic:pic xmlns:pic="http://schemas.openxmlformats.org/drawingml/2006/picture">
+                  <pic:nvPicPr>
+                    <pic:cNvPr id="0" name="" descr=""/>
+                    <pic:cNvPicPr>
+                      <a:picLocks noChangeAspect="1" noChangeArrowheads="1"/>
+                    </pic:cNvPicPr>
+                  </pic:nvPicPr>
+                  <pic:blipFill>
+                    <a:blip r:embed="rId13" cstate="none"/>
+                    <a:srcRect/>
+                    <a:stretch>
+                      <a:fillRect/>
+                    </a:stretch>
+                  </pic:blipFill>
+                  <pic:spPr bwMode="auto">
+                    <a:xfrm>
+                      <a:off x="0" y="0"/>
+                      <a:ext cx="5715000" cy="3743325"/>
+                    </a:xfrm>
+                    <a:prstGeom prst="rect">
+                      <a:avLst/>
+                    </a:prstGeom>
+                  </pic:spPr>
+                </pic:pic>
+              </a:graphicData>
+            </a:graphic>
+          </wp:inline>
+        </w:drawing>
       </w:r>
     </w:p>
     <w:p>
@@ -2096,6 +2290,851 @@
     </w:p>
     <w:p>
       <w:pPr>
+        <w:spacing w:after="40" w:before="140"/>
+      </w:pPr>
+      <w:r>
+        <w:rPr>
+          <w:b/>
+          <w:bCs/>
+          <w:color w:val="1F3864"/>
+        </w:rPr>
+        <w:t xml:space="preserve">CAPTURA 11a. </w:t>
+      </w:r>
+      <w:r>
+        <w:rPr>
+          <w:i/>
+          <w:iCs/>
+          <w:color w:val="595959"/>
+        </w:rPr>
+        <w:t xml:space="preserve">Proceso: eliminación de la regla sudo NOPASSWD y cambio de contraseñas (passwd).</w:t>
+      </w:r>
+    </w:p>
+    <w:p>
+      <w:pPr>
+        <w:spacing w:after="160"/>
+      </w:pPr>
+      <w:r>
+        <w:drawing>
+          <wp:inline distT="0" distB="0" distL="0" distR="0">
+            <wp:extent cx="5715000" cy="2552700"/>
+            <wp:effectExtent t="0" r="0" b="0" l="0"/>
+            <wp:docPr id="1" name="" descr="" title=""/>
+            <wp:cNvGraphicFramePr>
+              <a:graphicFrameLocks xmlns:a="http://schemas.openxmlformats.org/drawingml/2006/main" noChangeAspect="1"/>
+            </wp:cNvGraphicFramePr>
+            <a:graphic xmlns:a="http://schemas.openxmlformats.org/drawingml/2006/main">
+              <a:graphicData uri="http://schemas.openxmlformats.org/drawingml/2006/picture">
+                <pic:pic xmlns:pic="http://schemas.openxmlformats.org/drawingml/2006/picture">
+                  <pic:nvPicPr>
+                    <pic:cNvPr id="0" name="" descr=""/>
+                    <pic:cNvPicPr>
+                      <a:picLocks noChangeAspect="1" noChangeArrowheads="1"/>
+                    </pic:cNvPicPr>
+                  </pic:nvPicPr>
+                  <pic:blipFill>
+                    <a:blip r:embed="rId14" cstate="none"/>
+                    <a:srcRect/>
+                    <a:stretch>
+                      <a:fillRect/>
+                    </a:stretch>
+                  </pic:blipFill>
+                  <pic:spPr bwMode="auto">
+                    <a:xfrm>
+                      <a:off x="0" y="0"/>
+                      <a:ext cx="5715000" cy="2552700"/>
+                    </a:xfrm>
+                    <a:prstGeom prst="rect">
+                      <a:avLst/>
+                    </a:prstGeom>
+                  </pic:spPr>
+                </pic:pic>
+              </a:graphicData>
+            </a:graphic>
+          </wp:inline>
+        </w:drawing>
+      </w:r>
+    </w:p>
+    <w:p>
+      <w:pPr>
+        <w:spacing w:after="40" w:before="140"/>
+      </w:pPr>
+      <w:r>
+        <w:rPr>
+          <w:b/>
+          <w:bCs/>
+          <w:color w:val="1F3864"/>
+        </w:rPr>
+        <w:t xml:space="preserve">CAPTURA 11. </w:t>
+      </w:r>
+      <w:r>
+        <w:rPr>
+          <w:i/>
+          <w:iCs/>
+          <w:color w:val="595959"/>
+        </w:rPr>
+        <w:t xml:space="preserve">Resultado: sin reglas NOPASSWD y política de caducidad aplicada (chage -l).</w:t>
+      </w:r>
+    </w:p>
+    <w:p>
+      <w:pPr>
+        <w:spacing w:after="160"/>
+      </w:pPr>
+      <w:r>
+        <w:drawing>
+          <wp:inline distT="0" distB="0" distL="0" distR="0">
+            <wp:extent cx="5715000" cy="1771650"/>
+            <wp:effectExtent t="0" r="0" b="0" l="0"/>
+            <wp:docPr id="1" name="" descr="" title=""/>
+            <wp:cNvGraphicFramePr>
+              <a:graphicFrameLocks xmlns:a="http://schemas.openxmlformats.org/drawingml/2006/main" noChangeAspect="1"/>
+            </wp:cNvGraphicFramePr>
+            <a:graphic xmlns:a="http://schemas.openxmlformats.org/drawingml/2006/main">
+              <a:graphicData uri="http://schemas.openxmlformats.org/drawingml/2006/picture">
+                <pic:pic xmlns:pic="http://schemas.openxmlformats.org/drawingml/2006/picture">
+                  <pic:nvPicPr>
+                    <pic:cNvPr id="0" name="" descr=""/>
+                    <pic:cNvPicPr>
+                      <a:picLocks noChangeAspect="1" noChangeArrowheads="1"/>
+                    </pic:cNvPicPr>
+                  </pic:nvPicPr>
+                  <pic:blipFill>
+                    <a:blip r:embed="rId15" cstate="none"/>
+                    <a:srcRect/>
+                    <a:stretch>
+                      <a:fillRect/>
+                    </a:stretch>
+                  </pic:blipFill>
+                  <pic:spPr bwMode="auto">
+                    <a:xfrm>
+                      <a:off x="0" y="0"/>
+                      <a:ext cx="5715000" cy="1771650"/>
+                    </a:xfrm>
+                    <a:prstGeom prst="rect">
+                      <a:avLst/>
+                    </a:prstGeom>
+                  </pic:spPr>
+                </pic:pic>
+              </a:graphicData>
+            </a:graphic>
+          </wp:inline>
+        </w:drawing>
+      </w:r>
+    </w:p>
+    <w:p>
+      <w:pPr>
+        <w:pStyle w:val="Heading2"/>
+        <w:spacing w:after="80" w:before="180"/>
+      </w:pPr>
+      <w:r>
+        <w:rPr>
+          <w:b/>
+          <w:bCs/>
+          <w:color w:val="1F3864"/>
+        </w:rPr>
+        <w:t xml:space="preserve">6.2 Endurecimiento de SSH</w:t>
+      </w:r>
+    </w:p>
+    <w:p>
+      <w:pPr>
+        <w:spacing w:after="100"/>
+      </w:pPr>
+      <w:r>
+        <w:t xml:space="preserve">Para corregir H-06 se creó un archivo drop-in /etc/ssh/sshd_config.d/99-hardening.conf, validado con 'sshd -t' antes de reiniciar el servicio. Cambios aplicados y su justificación:</w:t>
+      </w:r>
+    </w:p>
+    <w:p>
+      <w:pPr>
+        <w:pStyle w:val="ListParagraph"/>
+        <w:numPr>
+          <w:ilvl w:val="0"/>
+          <w:numId w:val="2"/>
+        </w:numPr>
+        <w:spacing w:after="40"/>
+      </w:pPr>
+      <w:r>
+        <w:t xml:space="preserve">PermitRootLogin prohibit-password: el acceso de root queda restringido a autenticación por clave pública; se elimina el login interactivo de root por contraseña, reduciendo el riesgo de fuerza bruta sobre la cuenta más crítica.</w:t>
+      </w:r>
+    </w:p>
+    <w:p>
+      <w:pPr>
+        <w:pStyle w:val="ListParagraph"/>
+        <w:numPr>
+          <w:ilvl w:val="0"/>
+          <w:numId w:val="2"/>
+        </w:numPr>
+        <w:spacing w:after="40"/>
+      </w:pPr>
+      <w:r>
+        <w:t xml:space="preserve">PasswordAuthentication no: se deshabilita por completo la autenticación por contraseña por SSH, neutralizando los ataques de fuerza bruta/diccionario. El acceso legítimo se mantiene mediante llaves ya distribuidas.</w:t>
+      </w:r>
+    </w:p>
+    <w:p>
+      <w:pPr>
+        <w:pStyle w:val="ListParagraph"/>
+        <w:numPr>
+          <w:ilvl w:val="0"/>
+          <w:numId w:val="2"/>
+        </w:numPr>
+        <w:spacing w:after="40"/>
+      </w:pPr>
+      <w:r>
+        <w:t xml:space="preserve">X11Forwarding no, AllowAgentForwarding no, AllowTcpForwarding no: se desactivan reenvíos innecesarios que amplían la superficie de ataque.</w:t>
+      </w:r>
+    </w:p>
+    <w:p>
+      <w:pPr>
+        <w:pStyle w:val="ListParagraph"/>
+        <w:numPr>
+          <w:ilvl w:val="0"/>
+          <w:numId w:val="2"/>
+        </w:numPr>
+        <w:spacing w:after="40"/>
+      </w:pPr>
+      <w:r>
+        <w:t xml:space="preserve">MaxAuthTries 3, ClientAliveCountMax 2 y LogLevel VERBOSE: se limitan los intentos por conexión y se aumenta la trazabilidad del servicio.</w:t>
+      </w:r>
+    </w:p>
+    <w:p>
+      <w:pPr>
+        <w:spacing w:after="100"/>
+      </w:pPr>
+      <w:r>
+        <w:t xml:space="preserve">Verificación posterior (sshd -T): permitrootlogin without-password, passwordauthentication no, x11forwarding no, maxauthtries 3.</w:t>
+      </w:r>
+    </w:p>
+    <w:p>
+      <w:pPr>
+        <w:spacing w:after="40" w:before="140"/>
+      </w:pPr>
+      <w:r>
+        <w:rPr>
+          <w:b/>
+          <w:bCs/>
+          <w:color w:val="1F3864"/>
+        </w:rPr>
+        <w:t xml:space="preserve">CAPTURA 12. </w:t>
+      </w:r>
+      <w:r>
+        <w:rPr>
+          <w:i/>
+          <w:iCs/>
+          <w:color w:val="595959"/>
+        </w:rPr>
+        <w:t xml:space="preserve">sshd_config endurecido en uso tras reiniciar el servicio (sshd -T).</w:t>
+      </w:r>
+    </w:p>
+    <w:p>
+      <w:pPr>
+        <w:spacing w:after="160"/>
+      </w:pPr>
+      <w:r>
+        <w:drawing>
+          <wp:inline distT="0" distB="0" distL="0" distR="0">
+            <wp:extent cx="5715000" cy="1914525"/>
+            <wp:effectExtent t="0" r="0" b="0" l="0"/>
+            <wp:docPr id="1" name="" descr="" title=""/>
+            <wp:cNvGraphicFramePr>
+              <a:graphicFrameLocks xmlns:a="http://schemas.openxmlformats.org/drawingml/2006/main" noChangeAspect="1"/>
+            </wp:cNvGraphicFramePr>
+            <a:graphic xmlns:a="http://schemas.openxmlformats.org/drawingml/2006/main">
+              <a:graphicData uri="http://schemas.openxmlformats.org/drawingml/2006/picture">
+                <pic:pic xmlns:pic="http://schemas.openxmlformats.org/drawingml/2006/picture">
+                  <pic:nvPicPr>
+                    <pic:cNvPr id="0" name="" descr=""/>
+                    <pic:cNvPicPr>
+                      <a:picLocks noChangeAspect="1" noChangeArrowheads="1"/>
+                    </pic:cNvPicPr>
+                  </pic:nvPicPr>
+                  <pic:blipFill>
+                    <a:blip r:embed="rId16" cstate="none"/>
+                    <a:srcRect/>
+                    <a:stretch>
+                      <a:fillRect/>
+                    </a:stretch>
+                  </pic:blipFill>
+                  <pic:spPr bwMode="auto">
+                    <a:xfrm>
+                      <a:off x="0" y="0"/>
+                      <a:ext cx="5715000" cy="1914525"/>
+                    </a:xfrm>
+                    <a:prstGeom prst="rect">
+                      <a:avLst/>
+                    </a:prstGeom>
+                  </pic:spPr>
+                </pic:pic>
+              </a:graphicData>
+            </a:graphic>
+          </wp:inline>
+        </w:drawing>
+      </w:r>
+    </w:p>
+    <w:p>
+      <w:pPr>
+        <w:pStyle w:val="Heading2"/>
+        <w:spacing w:after="80" w:before="180"/>
+      </w:pPr>
+      <w:r>
+        <w:rPr>
+          <w:b/>
+          <w:bCs/>
+          <w:color w:val="1F3864"/>
+        </w:rPr>
+        <w:t xml:space="preserve">6.3 Reducción de superficie de ataque (servicios y firewall)</w:t>
+      </w:r>
+    </w:p>
+    <w:p>
+      <w:pPr>
+        <w:spacing w:after="100"/>
+      </w:pPr>
+      <w:r>
+        <w:t xml:space="preserve">Para corregir H-05 y H-07 se aplicaron medidas a nivel de servicio, que es el enfoque adecuado en un despliegue en contenedor:</w:t>
+      </w:r>
+    </w:p>
+    <w:p>
+      <w:pPr>
+        <w:pStyle w:val="ListParagraph"/>
+        <w:numPr>
+          <w:ilvl w:val="0"/>
+          <w:numId w:val="2"/>
+        </w:numPr>
+        <w:spacing w:after="40"/>
+      </w:pPr>
+      <w:r>
+        <w:t xml:space="preserve">Postfix restringido a loopback (H-05): se estableció 'inet_interfaces = loopback-only', de modo que el MTA pasó de escuchar en 0.0.0.0:25 a 127.0.0.1:25, dejando de estar expuesto a la red. Adicionalmente se aplicó 'smtpd_banner = $myhostname ESMTP' para ocultar la versión (advertencia MAIL-8818) y 'disable_vrfy_command = yes' para impedir la enumeración de usuarios vía VRFY.</w:t>
+      </w:r>
+    </w:p>
+    <w:p>
+      <w:pPr>
+        <w:pStyle w:val="ListParagraph"/>
+        <w:numPr>
+          <w:ilvl w:val="0"/>
+          <w:numId w:val="2"/>
+        </w:numPr>
+        <w:spacing w:after="40"/>
+      </w:pPr>
+      <w:r>
+        <w:t xml:space="preserve">Eliminación del puerto web redundante (H-05): en /etc/nginx/sites-available/default el sitio por defecto declaraba 'listen 80' y 'listen 8080'. Se eliminó el 'listen 8080' por ser una duplicación sin justificación, reduciendo la superficie expuesta.</w:t>
+      </w:r>
+    </w:p>
+    <w:p>
+      <w:pPr>
+        <w:pStyle w:val="ListParagraph"/>
+        <w:numPr>
+          <w:ilvl w:val="0"/>
+          <w:numId w:val="2"/>
+        </w:numPr>
+        <w:spacing w:after="40"/>
+      </w:pPr>
+      <w:r>
+        <w:t xml:space="preserve">Firewall — limitación del contenedor (H-07): se intentó aplicar un firewall con ufw (permitiendo 22 y 80). En este contenedor, ufw manipula iptables de una forma que interrumpió la conectividad SSH, dejando la máquina inaccesible temporalmente; se revirtió con 'ufw disable'. La conclusión técnica es que, en un despliegue basado en contenedores, el filtrado de red a nivel de paquetes corresponde al host anfitrión (o al orquestador), no al contenedor. Por ello, la reducción de exposición se logró restringiendo los servicios a loopback, que es la práctica correcta en este contexto.</w:t>
+      </w:r>
+    </w:p>
+    <w:p>
+      <w:pPr>
+        <w:spacing w:after="40" w:before="140"/>
+      </w:pPr>
+      <w:r>
+        <w:rPr>
+          <w:b/>
+          <w:bCs/>
+          <w:color w:val="1F3864"/>
+        </w:rPr>
+        <w:t xml:space="preserve">CAPTURA 13. </w:t>
+      </w:r>
+      <w:r>
+        <w:rPr>
+          <w:i/>
+          <w:iCs/>
+          <w:color w:val="595959"/>
+        </w:rPr>
+        <w:t xml:space="preserve">Puertos tras el hardening: Postfix en 127.0.0.1:25 y nginx sin el 8080 redundante.</w:t>
+      </w:r>
+    </w:p>
+    <w:p>
+      <w:pPr>
+        <w:spacing w:after="160"/>
+      </w:pPr>
+      <w:r>
+        <w:drawing>
+          <wp:inline distT="0" distB="0" distL="0" distR="0">
+            <wp:extent cx="5715000" cy="1838325"/>
+            <wp:effectExtent t="0" r="0" b="0" l="0"/>
+            <wp:docPr id="1" name="" descr="" title=""/>
+            <wp:cNvGraphicFramePr>
+              <a:graphicFrameLocks xmlns:a="http://schemas.openxmlformats.org/drawingml/2006/main" noChangeAspect="1"/>
+            </wp:cNvGraphicFramePr>
+            <a:graphic xmlns:a="http://schemas.openxmlformats.org/drawingml/2006/main">
+              <a:graphicData uri="http://schemas.openxmlformats.org/drawingml/2006/picture">
+                <pic:pic xmlns:pic="http://schemas.openxmlformats.org/drawingml/2006/picture">
+                  <pic:nvPicPr>
+                    <pic:cNvPr id="0" name="" descr=""/>
+                    <pic:cNvPicPr>
+                      <a:picLocks noChangeAspect="1" noChangeArrowheads="1"/>
+                    </pic:cNvPicPr>
+                  </pic:nvPicPr>
+                  <pic:blipFill>
+                    <a:blip r:embed="rId17" cstate="none"/>
+                    <a:srcRect/>
+                    <a:stretch>
+                      <a:fillRect/>
+                    </a:stretch>
+                  </pic:blipFill>
+                  <pic:spPr bwMode="auto">
+                    <a:xfrm>
+                      <a:off x="0" y="0"/>
+                      <a:ext cx="5715000" cy="1838325"/>
+                    </a:xfrm>
+                    <a:prstGeom prst="rect">
+                      <a:avLst/>
+                    </a:prstGeom>
+                  </pic:spPr>
+                </pic:pic>
+              </a:graphicData>
+            </a:graphic>
+          </wp:inline>
+        </w:drawing>
+      </w:r>
+    </w:p>
+    <w:p>
+      <w:pPr>
+        <w:spacing w:after="40" w:before="140"/>
+      </w:pPr>
+      <w:r>
+        <w:rPr>
+          <w:b/>
+          <w:bCs/>
+          <w:color w:val="1F3864"/>
+        </w:rPr>
+        <w:t xml:space="preserve">CAPTURA 13b. </w:t>
+      </w:r>
+      <w:r>
+        <w:rPr>
+          <w:i/>
+          <w:iCs/>
+          <w:color w:val="595959"/>
+        </w:rPr>
+        <w:t xml:space="preserve">Intento de firewall con ufw: error de iptables/ip6tables dentro del contenedor (limitación).</w:t>
+      </w:r>
+    </w:p>
+    <w:p>
+      <w:pPr>
+        <w:spacing w:after="160"/>
+      </w:pPr>
+      <w:r>
+        <w:drawing>
+          <wp:inline distT="0" distB="0" distL="0" distR="0">
+            <wp:extent cx="5715000" cy="2457450"/>
+            <wp:effectExtent t="0" r="0" b="0" l="0"/>
+            <wp:docPr id="1" name="" descr="" title=""/>
+            <wp:cNvGraphicFramePr>
+              <a:graphicFrameLocks xmlns:a="http://schemas.openxmlformats.org/drawingml/2006/main" noChangeAspect="1"/>
+            </wp:cNvGraphicFramePr>
+            <a:graphic xmlns:a="http://schemas.openxmlformats.org/drawingml/2006/main">
+              <a:graphicData uri="http://schemas.openxmlformats.org/drawingml/2006/picture">
+                <pic:pic xmlns:pic="http://schemas.openxmlformats.org/drawingml/2006/picture">
+                  <pic:nvPicPr>
+                    <pic:cNvPr id="0" name="" descr=""/>
+                    <pic:cNvPicPr>
+                      <a:picLocks noChangeAspect="1" noChangeArrowheads="1"/>
+                    </pic:cNvPicPr>
+                  </pic:nvPicPr>
+                  <pic:blipFill>
+                    <a:blip r:embed="rId18" cstate="none"/>
+                    <a:srcRect/>
+                    <a:stretch>
+                      <a:fillRect/>
+                    </a:stretch>
+                  </pic:blipFill>
+                  <pic:spPr bwMode="auto">
+                    <a:xfrm>
+                      <a:off x="0" y="0"/>
+                      <a:ext cx="5715000" cy="2457450"/>
+                    </a:xfrm>
+                    <a:prstGeom prst="rect">
+                      <a:avLst/>
+                    </a:prstGeom>
+                  </pic:spPr>
+                </pic:pic>
+              </a:graphicData>
+            </a:graphic>
+          </wp:inline>
+        </w:drawing>
+      </w:r>
+    </w:p>
+    <w:p>
+      <w:pPr>
+        <w:pStyle w:val="Heading2"/>
+        <w:spacing w:after="80" w:before="180"/>
+      </w:pPr>
+      <w:r>
+        <w:rPr>
+          <w:b/>
+          <w:bCs/>
+          <w:color w:val="1F3864"/>
+        </w:rPr>
+        <w:t xml:space="preserve">6.4 Actualizaciones y endurecimiento adicional</w:t>
+      </w:r>
+    </w:p>
+    <w:p>
+      <w:pPr>
+        <w:spacing w:after="100"/>
+      </w:pPr>
+      <w:r>
+        <w:t xml:space="preserve">El servicio unattended-upgrades ya se encontraba activo (junto con los temporizadores apt-daily), lo que garantiza la instalación automática de parches de seguridad; se conservó habilitado. Sobre esa base se aplicaron varias recomendaciones de Lynis que no dependen de capacidades de red del host:</w:t>
+      </w:r>
+    </w:p>
+    <w:p>
+      <w:pPr>
+        <w:pStyle w:val="ListParagraph"/>
+        <w:numPr>
+          <w:ilvl w:val="0"/>
+          <w:numId w:val="2"/>
+        </w:numPr>
+        <w:spacing w:after="40"/>
+      </w:pPr>
+      <w:r>
+        <w:t xml:space="preserve">Banner legal de advertencia en /etc/issue y /etc/issue.net (BANN-7126/7130), informando que el acceso no autorizado está prohibido y la actividad es monitoreada.</w:t>
+      </w:r>
+    </w:p>
+    <w:p>
+      <w:pPr>
+        <w:pStyle w:val="ListParagraph"/>
+        <w:numPr>
+          <w:ilvl w:val="0"/>
+          <w:numId w:val="2"/>
+        </w:numPr>
+        <w:spacing w:after="40"/>
+      </w:pPr>
+      <w:r>
+        <w:t xml:space="preserve">umask por defecto más estricto (027) en /etc/login.defs (AUTH-9328), reduciendo los permisos con que se crean los archivos nuevos.</w:t>
+      </w:r>
+    </w:p>
+    <w:p>
+      <w:pPr>
+        <w:pStyle w:val="ListParagraph"/>
+        <w:numPr>
+          <w:ilvl w:val="0"/>
+          <w:numId w:val="2"/>
+        </w:numPr>
+        <w:spacing w:after="40"/>
+      </w:pPr>
+      <w:r>
+        <w:t xml:space="preserve">Instalación de libpam-pwquality (AUTH-9262) para exigir contraseñas robustas en futuros cambios.</w:t>
+      </w:r>
+    </w:p>
+    <w:p>
+      <w:pPr>
+        <w:pStyle w:val="ListParagraph"/>
+        <w:numPr>
+          <w:ilvl w:val="0"/>
+          <w:numId w:val="2"/>
+        </w:numPr>
+        <w:spacing w:after="40"/>
+      </w:pPr>
+      <w:r>
+        <w:t xml:space="preserve">Instalación de debsums (verificación de integridad de paquetes, PKGS-7370) y rkhunter (escáner de rootkits/malware, HRDN-7230).</w:t>
+      </w:r>
+    </w:p>
+    <w:p>
+      <w:pPr>
+        <w:pStyle w:val="ListParagraph"/>
+        <w:numPr>
+          <w:ilvl w:val="0"/>
+          <w:numId w:val="2"/>
+        </w:numPr>
+        <w:spacing w:after="40"/>
+      </w:pPr>
+      <w:r>
+        <w:t xml:space="preserve">Desactivación de motd-news.timer, que generaba conexiones salientes hacia servidores de Ubuntu.</w:t>
+      </w:r>
+    </w:p>
+    <w:p>
+      <w:pPr>
+        <w:pStyle w:val="ListParagraph"/>
+        <w:numPr>
+          <w:ilvl w:val="0"/>
+          <w:numId w:val="2"/>
+        </w:numPr>
+        <w:spacing w:after="40"/>
+      </w:pPr>
+      <w:r>
+        <w:t xml:space="preserve">Limitación del contenedor: el intento de habilitar auditd falló ('failed'), ya que el subsistema de auditoría del kernel no está disponible dentro del contenedor (es una capacidad del host). Como alternativa de detección de cambios se emplea AIDE, junto con el registro VERBOSE de SSH.</w:t>
+      </w:r>
+    </w:p>
+    <w:p>
+      <w:pPr>
+        <w:spacing w:after="40" w:before="140"/>
+      </w:pPr>
+      <w:r>
+        <w:rPr>
+          <w:b/>
+          <w:bCs/>
+          <w:color w:val="1F3864"/>
+        </w:rPr>
+        <w:t xml:space="preserve">CAPTURA 14. </w:t>
+      </w:r>
+      <w:r>
+        <w:rPr>
+          <w:i/>
+          <w:iCs/>
+          <w:color w:val="595959"/>
+        </w:rPr>
+        <w:t xml:space="preserve">Quick-wins aplicados: umask 027, banner legal e intento de auditd (20_quickwins.txt).</w:t>
+      </w:r>
+    </w:p>
+    <w:p>
+      <w:pPr>
+        <w:spacing w:after="160"/>
+      </w:pPr>
+      <w:r>
+        <w:drawing>
+          <wp:inline distT="0" distB="0" distL="0" distR="0">
+            <wp:extent cx="5715000" cy="3171825"/>
+            <wp:effectExtent t="0" r="0" b="0" l="0"/>
+            <wp:docPr id="1" name="" descr="" title=""/>
+            <wp:cNvGraphicFramePr>
+              <a:graphicFrameLocks xmlns:a="http://schemas.openxmlformats.org/drawingml/2006/main" noChangeAspect="1"/>
+            </wp:cNvGraphicFramePr>
+            <a:graphic xmlns:a="http://schemas.openxmlformats.org/drawingml/2006/main">
+              <a:graphicData uri="http://schemas.openxmlformats.org/drawingml/2006/picture">
+                <pic:pic xmlns:pic="http://schemas.openxmlformats.org/drawingml/2006/picture">
+                  <pic:nvPicPr>
+                    <pic:cNvPr id="0" name="" descr=""/>
+                    <pic:cNvPicPr>
+                      <a:picLocks noChangeAspect="1" noChangeArrowheads="1"/>
+                    </pic:cNvPicPr>
+                  </pic:nvPicPr>
+                  <pic:blipFill>
+                    <a:blip r:embed="rId19" cstate="none"/>
+                    <a:srcRect/>
+                    <a:stretch>
+                      <a:fillRect/>
+                    </a:stretch>
+                  </pic:blipFill>
+                  <pic:spPr bwMode="auto">
+                    <a:xfrm>
+                      <a:off x="0" y="0"/>
+                      <a:ext cx="5715000" cy="3171825"/>
+                    </a:xfrm>
+                    <a:prstGeom prst="rect">
+                      <a:avLst/>
+                    </a:prstGeom>
+                  </pic:spPr>
+                </pic:pic>
+              </a:graphicData>
+            </a:graphic>
+          </wp:inline>
+        </w:drawing>
+      </w:r>
+    </w:p>
+    <w:p>
+      <w:pPr>
+        <w:pStyle w:val="Heading2"/>
+        <w:spacing w:after="80" w:before="180"/>
+      </w:pPr>
+      <w:r>
+        <w:rPr>
+          <w:b/>
+          <w:bCs/>
+          <w:color w:val="1F3864"/>
+        </w:rPr>
+        <w:t xml:space="preserve">6.5 Control de acceso obligatorio (AppArmor)</w:t>
+      </w:r>
+    </w:p>
+    <w:p>
+      <w:pPr>
+        <w:spacing w:after="100"/>
+      </w:pPr>
+      <w:r>
+        <w:t xml:space="preserve">Se verificó el estado de AppArmor con 'aa-status': el módulo está cargado, con 170 perfiles cargados (89 en modo enforce y 5 en complain). Sin embargo, 0 procesos en ejecución tienen un perfil aplicado, lo que indica que los servicios activos (nginx, sshd, postfix) no cuentan con un perfil AppArmor dedicado dentro del contenedor. El propio contenedor está confinado por el perfil 'docker-default', aplicado por el host. Se concluye que AppArmor está habilitado como base de seguridad, pero el confinamiento por servicio, en un despliegue basado en contenedores, corresponde gestionarse desde el host o el orquestador.</w:t>
+      </w:r>
+    </w:p>
+    <w:p>
+      <w:pPr>
+        <w:spacing w:after="40" w:before="140"/>
+      </w:pPr>
+      <w:r>
+        <w:rPr>
+          <w:b/>
+          <w:bCs/>
+          <w:color w:val="1F3864"/>
+        </w:rPr>
+        <w:t xml:space="preserve">CAPTURA 15. </w:t>
+      </w:r>
+      <w:r>
+        <w:rPr>
+          <w:i/>
+          <w:iCs/>
+          <w:color w:val="595959"/>
+        </w:rPr>
+        <w:t xml:space="preserve">Estado de AppArmor (aa-status): módulo cargado y perfiles en enforce.</w:t>
+      </w:r>
+    </w:p>
+    <w:p>
+      <w:pPr>
+        <w:spacing w:after="160"/>
+      </w:pPr>
+      <w:r>
+        <w:drawing>
+          <wp:inline distT="0" distB="0" distL="0" distR="0">
+            <wp:extent cx="5524500" cy="1447800"/>
+            <wp:effectExtent t="0" r="0" b="0" l="0"/>
+            <wp:docPr id="1" name="" descr="" title=""/>
+            <wp:cNvGraphicFramePr>
+              <a:graphicFrameLocks xmlns:a="http://schemas.openxmlformats.org/drawingml/2006/main" noChangeAspect="1"/>
+            </wp:cNvGraphicFramePr>
+            <a:graphic xmlns:a="http://schemas.openxmlformats.org/drawingml/2006/main">
+              <a:graphicData uri="http://schemas.openxmlformats.org/drawingml/2006/picture">
+                <pic:pic xmlns:pic="http://schemas.openxmlformats.org/drawingml/2006/picture">
+                  <pic:nvPicPr>
+                    <pic:cNvPr id="0" name="" descr=""/>
+                    <pic:cNvPicPr>
+                      <a:picLocks noChangeAspect="1" noChangeArrowheads="1"/>
+                    </pic:cNvPicPr>
+                  </pic:nvPicPr>
+                  <pic:blipFill>
+                    <a:blip r:embed="rId20" cstate="none"/>
+                    <a:srcRect/>
+                    <a:stretch>
+                      <a:fillRect/>
+                    </a:stretch>
+                  </pic:blipFill>
+                  <pic:spPr bwMode="auto">
+                    <a:xfrm>
+                      <a:off x="0" y="0"/>
+                      <a:ext cx="5524500" cy="1447800"/>
+                    </a:xfrm>
+                    <a:prstGeom prst="rect">
+                      <a:avLst/>
+                    </a:prstGeom>
+                  </pic:spPr>
+                </pic:pic>
+              </a:graphicData>
+            </a:graphic>
+          </wp:inline>
+        </w:drawing>
+      </w:r>
+    </w:p>
+    <w:p>
+      <w:pPr>
+        <w:pStyle w:val="Heading2"/>
+        <w:spacing w:after="80" w:before="180"/>
+      </w:pPr>
+      <w:r>
+        <w:rPr>
+          <w:b/>
+          <w:bCs/>
+          <w:color w:val="1F3864"/>
+        </w:rPr>
+        <w:t xml:space="preserve">6.6 Integridad continua (AIDE)</w:t>
+      </w:r>
+    </w:p>
+    <w:p>
+      <w:pPr>
+        <w:spacing w:after="100"/>
+      </w:pPr>
+      <w:r>
+        <w:t xml:space="preserve">Con la base de integridad establecida (sección 4.6), se validó la capacidad de AIDE para detectar cambios. Un detalle importante en Ubuntu: la comprobación debe hacerse con la configuración generada por aideinit (/var/lib/aide/aide.conf.autogenerated), que contiene el conjunto real de reglas y monitorea 17.313 entradas; ejecutar 'aide --check' contra la plantilla /etc/aide/aide.conf produce un conjunto vacío y un falso 'sin diferencias'.</w:t>
+      </w:r>
+    </w:p>
+    <w:p>
+      <w:pPr>
+        <w:spacing w:after="100"/>
+      </w:pPr>
+      <w:r>
+        <w:t xml:space="preserve">Como prueba controlada se creó un archivo (/etc/aide_demo.txt) y se ejecutó 'aide -c /var/lib/aide/aide.conf.autogenerated --check'. AIDE respondió correctamente 'AIDE found differences!' y listó el archivo bajo 'Added entries'. Tras la verificación se eliminó el archivo de prueba y se actualizó la base con aideinit, fijando el estado endurecido como nueva línea de confianza. Con esto, cualquier alteración futura de binarios o de configuración (legítima o maliciosa) quedará registrada.</w:t>
+      </w:r>
+    </w:p>
+    <w:p>
+      <w:pPr>
+        <w:spacing w:after="40" w:before="140"/>
+      </w:pPr>
+      <w:r>
+        <w:rPr>
+          <w:b/>
+          <w:bCs/>
+          <w:color w:val="1F3864"/>
+        </w:rPr>
+        <w:t xml:space="preserve">CAPTURA 16. </w:t>
+      </w:r>
+      <w:r>
+        <w:rPr>
+          <w:i/>
+          <w:iCs/>
+          <w:color w:val="595959"/>
+        </w:rPr>
+        <w:t xml:space="preserve">AIDE detecta el archivo de prueba en 'Added entries' (aide --check con la config correcta).</w:t>
+      </w:r>
+    </w:p>
+    <w:p>
+      <w:pPr>
+        <w:spacing w:after="160"/>
+      </w:pPr>
+      <w:r>
+        <w:drawing>
+          <wp:inline distT="0" distB="0" distL="0" distR="0">
+            <wp:extent cx="5715000" cy="4191000"/>
+            <wp:effectExtent t="0" r="0" b="0" l="0"/>
+            <wp:docPr id="1" name="" descr="" title=""/>
+            <wp:cNvGraphicFramePr>
+              <a:graphicFrameLocks xmlns:a="http://schemas.openxmlformats.org/drawingml/2006/main" noChangeAspect="1"/>
+            </wp:cNvGraphicFramePr>
+            <a:graphic xmlns:a="http://schemas.openxmlformats.org/drawingml/2006/main">
+              <a:graphicData uri="http://schemas.openxmlformats.org/drawingml/2006/picture">
+                <pic:pic xmlns:pic="http://schemas.openxmlformats.org/drawingml/2006/picture">
+                  <pic:nvPicPr>
+                    <pic:cNvPr id="0" name="" descr=""/>
+                    <pic:cNvPicPr>
+                      <a:picLocks noChangeAspect="1" noChangeArrowheads="1"/>
+                    </pic:cNvPicPr>
+                  </pic:nvPicPr>
+                  <pic:blipFill>
+                    <a:blip r:embed="rId21" cstate="none"/>
+                    <a:srcRect/>
+                    <a:stretch>
+                      <a:fillRect/>
+                    </a:stretch>
+                  </pic:blipFill>
+                  <pic:spPr bwMode="auto">
+                    <a:xfrm>
+                      <a:off x="0" y="0"/>
+                      <a:ext cx="5715000" cy="4191000"/>
+                    </a:xfrm>
+                    <a:prstGeom prst="rect">
+                      <a:avLst/>
+                    </a:prstGeom>
+                  </pic:spPr>
+                </pic:pic>
+              </a:graphicData>
+            </a:graphic>
+          </wp:inline>
+        </w:drawing>
+      </w:r>
+    </w:p>
+    <w:p>
+      <w:pPr>
+        <w:pStyle w:val="Heading1"/>
+        <w:spacing w:after="120" w:before="240"/>
+      </w:pPr>
+      <w:r>
+        <w:rPr>
+          <w:b/>
+          <w:bCs/>
+          <w:color w:val="1F3864"/>
+        </w:rPr>
+        <w:t xml:space="preserve">7. Validación: comparación ANTES vs DESPUÉS</w:t>
+      </w:r>
+    </w:p>
+    <w:p>
+      <w:pPr>
+        <w:spacing w:after="100"/>
+      </w:pPr>
+      <w:r>
+        <w:t xml:space="preserve">Se re-ejecutó Lynis tras el hardening para medir la mejora en la postura de seguridad.</w:t>
+      </w:r>
+    </w:p>
+    <w:p>
+      <w:pPr>
         <w:pBdr>
           <w:top w:val="single" w:color="BF9000" w:sz="8"/>
           <w:bottom w:val="single" w:color="BF9000" w:sz="8"/>
@@ -2111,7 +3150,7 @@
           <w:bCs/>
           <w:color w:val="BF9000"/>
         </w:rPr>
-        <w:t xml:space="preserve">  [ CAPTURA 11 ]  </w:t>
+        <w:t xml:space="preserve">  [ CAPTURA 17 — PENDIENTE ]  </w:t>
       </w:r>
       <w:r>
         <w:rPr>
@@ -2119,534 +3158,7 @@
           <w:iCs/>
           <w:color w:val="7F6000"/>
         </w:rPr>
-        <w:t xml:space="preserve">Resultado: sin reglas NOPASSWD y política de caducidad aplicada (chage -l).</w:t>
-      </w:r>
-      <w:r>
-        <w:rPr>
-          <w:color w:val="7F6000"/>
-        </w:rPr>
-        <w:t xml:space="preserve">   — pega aquí el screenshot —</w:t>
-      </w:r>
-    </w:p>
-    <w:p>
-      <w:pPr>
-        <w:pStyle w:val="Heading2"/>
-        <w:spacing w:after="80" w:before="180"/>
-      </w:pPr>
-      <w:r>
-        <w:rPr>
-          <w:b/>
-          <w:bCs/>
-          <w:color w:val="1F3864"/>
-        </w:rPr>
-        <w:t xml:space="preserve">6.2 Endurecimiento de SSH</w:t>
-      </w:r>
-    </w:p>
-    <w:p>
-      <w:pPr>
-        <w:spacing w:after="100"/>
-      </w:pPr>
-      <w:r>
-        <w:t xml:space="preserve">Para corregir H-06 se creó un archivo drop-in /etc/ssh/sshd_config.d/99-hardening.conf, validado con 'sshd -t' antes de reiniciar el servicio. Cambios aplicados y su justificación:</w:t>
-      </w:r>
-    </w:p>
-    <w:p>
-      <w:pPr>
-        <w:pStyle w:val="ListParagraph"/>
-        <w:numPr>
-          <w:ilvl w:val="0"/>
-          <w:numId w:val="2"/>
-        </w:numPr>
-        <w:spacing w:after="40"/>
-      </w:pPr>
-      <w:r>
-        <w:t xml:space="preserve">PermitRootLogin prohibit-password: el acceso de root queda restringido a autenticación por clave pública; se elimina el login interactivo de root por contraseña, reduciendo el riesgo de fuerza bruta sobre la cuenta más crítica.</w:t>
-      </w:r>
-    </w:p>
-    <w:p>
-      <w:pPr>
-        <w:pStyle w:val="ListParagraph"/>
-        <w:numPr>
-          <w:ilvl w:val="0"/>
-          <w:numId w:val="2"/>
-        </w:numPr>
-        <w:spacing w:after="40"/>
-      </w:pPr>
-      <w:r>
-        <w:t xml:space="preserve">PasswordAuthentication no: se deshabilita por completo la autenticación por contraseña por SSH, neutralizando los ataques de fuerza bruta/diccionario. El acceso legítimo se mantiene mediante llaves ya distribuidas.</w:t>
-      </w:r>
-    </w:p>
-    <w:p>
-      <w:pPr>
-        <w:pStyle w:val="ListParagraph"/>
-        <w:numPr>
-          <w:ilvl w:val="0"/>
-          <w:numId w:val="2"/>
-        </w:numPr>
-        <w:spacing w:after="40"/>
-      </w:pPr>
-      <w:r>
-        <w:t xml:space="preserve">X11Forwarding no, AllowAgentForwarding no, AllowTcpForwarding no: se desactivan reenvíos innecesarios que amplían la superficie de ataque.</w:t>
-      </w:r>
-    </w:p>
-    <w:p>
-      <w:pPr>
-        <w:pStyle w:val="ListParagraph"/>
-        <w:numPr>
-          <w:ilvl w:val="0"/>
-          <w:numId w:val="2"/>
-        </w:numPr>
-        <w:spacing w:after="40"/>
-      </w:pPr>
-      <w:r>
-        <w:t xml:space="preserve">MaxAuthTries 3, ClientAliveCountMax 2 y LogLevel VERBOSE: se limitan los intentos por conexión y se aumenta la trazabilidad del servicio.</w:t>
-      </w:r>
-    </w:p>
-    <w:p>
-      <w:pPr>
-        <w:spacing w:after="100"/>
-      </w:pPr>
-      <w:r>
-        <w:t xml:space="preserve">Verificación posterior (sshd -T): permitrootlogin without-password, passwordauthentication no, x11forwarding no, maxauthtries 3.</w:t>
-      </w:r>
-    </w:p>
-    <w:p>
-      <w:pPr>
-        <w:pBdr>
-          <w:top w:val="single" w:color="BF9000" w:sz="8"/>
-          <w:bottom w:val="single" w:color="BF9000" w:sz="8"/>
-          <w:left w:val="single" w:color="BF9000" w:sz="8"/>
-          <w:right w:val="single" w:color="BF9000" w:sz="8"/>
-        </w:pBdr>
-        <w:shd w:fill="FFF2CC" w:val="clear"/>
-        <w:spacing w:after="160" w:before="120"/>
-      </w:pPr>
-      <w:r>
-        <w:rPr>
-          <w:b/>
-          <w:bCs/>
-          <w:color w:val="BF9000"/>
-        </w:rPr>
-        <w:t xml:space="preserve">  [ CAPTURA 12 ]  </w:t>
-      </w:r>
-      <w:r>
-        <w:rPr>
-          <w:i/>
-          <w:iCs/>
-          <w:color w:val="7F6000"/>
-        </w:rPr>
-        <w:t xml:space="preserve">sshd_config endurecido en uso tras reiniciar el servicio (sshd -T).</w:t>
-      </w:r>
-      <w:r>
-        <w:rPr>
-          <w:color w:val="7F6000"/>
-        </w:rPr>
-        <w:t xml:space="preserve">   — pega aquí el screenshot —</w:t>
-      </w:r>
-    </w:p>
-    <w:p>
-      <w:pPr>
-        <w:pStyle w:val="Heading2"/>
-        <w:spacing w:after="80" w:before="180"/>
-      </w:pPr>
-      <w:r>
-        <w:rPr>
-          <w:b/>
-          <w:bCs/>
-          <w:color w:val="1F3864"/>
-        </w:rPr>
-        <w:t xml:space="preserve">6.3 Reducción de superficie de ataque (servicios y firewall)</w:t>
-      </w:r>
-    </w:p>
-    <w:p>
-      <w:pPr>
-        <w:spacing w:after="100"/>
-      </w:pPr>
-      <w:r>
-        <w:t xml:space="preserve">Para corregir H-05 y H-07 se aplicaron medidas a nivel de servicio, que es el enfoque adecuado en un despliegue en contenedor:</w:t>
-      </w:r>
-    </w:p>
-    <w:p>
-      <w:pPr>
-        <w:pStyle w:val="ListParagraph"/>
-        <w:numPr>
-          <w:ilvl w:val="0"/>
-          <w:numId w:val="2"/>
-        </w:numPr>
-        <w:spacing w:after="40"/>
-      </w:pPr>
-      <w:r>
-        <w:t xml:space="preserve">Postfix restringido a loopback (H-05): se estableció 'inet_interfaces = loopback-only', de modo que el MTA pasó de escuchar en 0.0.0.0:25 a 127.0.0.1:25, dejando de estar expuesto a la red. Adicionalmente se aplicó 'smtpd_banner = $myhostname ESMTP' para ocultar la versión (advertencia MAIL-8818) y 'disable_vrfy_command = yes' para impedir la enumeración de usuarios vía VRFY.</w:t>
-      </w:r>
-    </w:p>
-    <w:p>
-      <w:pPr>
-        <w:pStyle w:val="ListParagraph"/>
-        <w:numPr>
-          <w:ilvl w:val="0"/>
-          <w:numId w:val="2"/>
-        </w:numPr>
-        <w:spacing w:after="40"/>
-      </w:pPr>
-      <w:r>
-        <w:t xml:space="preserve">Eliminación del puerto web redundante (H-05): en /etc/nginx/sites-available/default el sitio por defecto declaraba 'listen 80' y 'listen 8080'. Se eliminó el 'listen 8080' por ser una duplicación sin justificación, reduciendo la superficie expuesta.</w:t>
-      </w:r>
-    </w:p>
-    <w:p>
-      <w:pPr>
-        <w:pStyle w:val="ListParagraph"/>
-        <w:numPr>
-          <w:ilvl w:val="0"/>
-          <w:numId w:val="2"/>
-        </w:numPr>
-        <w:spacing w:after="40"/>
-      </w:pPr>
-      <w:r>
-        <w:t xml:space="preserve">Firewall — limitación del contenedor (H-07): se intentó aplicar un firewall con ufw (permitiendo 22 y 80). En este contenedor, ufw manipula iptables de una forma que interrumpió la conectividad SSH, dejando la máquina inaccesible temporalmente; se revirtió con 'ufw disable'. La conclusión técnica es que, en un despliegue basado en contenedores, el filtrado de red a nivel de paquetes corresponde al host anfitrión (o al orquestador), no al contenedor. Por ello, la reducción de exposición se logró restringiendo los servicios a loopback, que es la práctica correcta en este contexto.</w:t>
-      </w:r>
-    </w:p>
-    <w:p>
-      <w:pPr>
-        <w:pBdr>
-          <w:top w:val="single" w:color="BF9000" w:sz="8"/>
-          <w:bottom w:val="single" w:color="BF9000" w:sz="8"/>
-          <w:left w:val="single" w:color="BF9000" w:sz="8"/>
-          <w:right w:val="single" w:color="BF9000" w:sz="8"/>
-        </w:pBdr>
-        <w:shd w:fill="FFF2CC" w:val="clear"/>
-        <w:spacing w:after="160" w:before="120"/>
-      </w:pPr>
-      <w:r>
-        <w:rPr>
-          <w:b/>
-          <w:bCs/>
-          <w:color w:val="BF9000"/>
-        </w:rPr>
-        <w:t xml:space="preserve">  [ CAPTURA 13 ]  </w:t>
-      </w:r>
-      <w:r>
-        <w:rPr>
-          <w:i/>
-          <w:iCs/>
-          <w:color w:val="7F6000"/>
-        </w:rPr>
-        <w:t xml:space="preserve">Puertos tras el hardening: Postfix en 127.0.0.1:25 y nginx sin el 8080 redundante.</w:t>
-      </w:r>
-      <w:r>
-        <w:rPr>
-          <w:color w:val="7F6000"/>
-        </w:rPr>
-        <w:t xml:space="preserve">   — pega aquí el screenshot —</w:t>
-      </w:r>
-    </w:p>
-    <w:p>
-      <w:pPr>
-        <w:pStyle w:val="Heading2"/>
-        <w:spacing w:after="80" w:before="180"/>
-      </w:pPr>
-      <w:r>
-        <w:rPr>
-          <w:b/>
-          <w:bCs/>
-          <w:color w:val="1F3864"/>
-        </w:rPr>
-        <w:t xml:space="preserve">6.4 Actualizaciones y endurecimiento adicional</w:t>
-      </w:r>
-    </w:p>
-    <w:p>
-      <w:pPr>
-        <w:spacing w:after="100"/>
-      </w:pPr>
-      <w:r>
-        <w:t xml:space="preserve">El servicio unattended-upgrades ya se encontraba activo (junto con los temporizadores apt-daily), lo que garantiza la instalación automática de parches de seguridad; se conservó habilitado. Sobre esa base se aplicaron varias recomendaciones de Lynis que no dependen de capacidades de red del host:</w:t>
-      </w:r>
-    </w:p>
-    <w:p>
-      <w:pPr>
-        <w:pStyle w:val="ListParagraph"/>
-        <w:numPr>
-          <w:ilvl w:val="0"/>
-          <w:numId w:val="2"/>
-        </w:numPr>
-        <w:spacing w:after="40"/>
-      </w:pPr>
-      <w:r>
-        <w:t xml:space="preserve">Banner legal de advertencia en /etc/issue y /etc/issue.net (BANN-7126/7130), informando que el acceso no autorizado está prohibido y la actividad es monitoreada.</w:t>
-      </w:r>
-    </w:p>
-    <w:p>
-      <w:pPr>
-        <w:pStyle w:val="ListParagraph"/>
-        <w:numPr>
-          <w:ilvl w:val="0"/>
-          <w:numId w:val="2"/>
-        </w:numPr>
-        <w:spacing w:after="40"/>
-      </w:pPr>
-      <w:r>
-        <w:t xml:space="preserve">umask por defecto más estricto (027) en /etc/login.defs (AUTH-9328), reduciendo los permisos con que se crean los archivos nuevos.</w:t>
-      </w:r>
-    </w:p>
-    <w:p>
-      <w:pPr>
-        <w:pStyle w:val="ListParagraph"/>
-        <w:numPr>
-          <w:ilvl w:val="0"/>
-          <w:numId w:val="2"/>
-        </w:numPr>
-        <w:spacing w:after="40"/>
-      </w:pPr>
-      <w:r>
-        <w:t xml:space="preserve">Instalación de libpam-pwquality (AUTH-9262) para exigir contraseñas robustas en futuros cambios.</w:t>
-      </w:r>
-    </w:p>
-    <w:p>
-      <w:pPr>
-        <w:pStyle w:val="ListParagraph"/>
-        <w:numPr>
-          <w:ilvl w:val="0"/>
-          <w:numId w:val="2"/>
-        </w:numPr>
-        <w:spacing w:after="40"/>
-      </w:pPr>
-      <w:r>
-        <w:t xml:space="preserve">Instalación de debsums (verificación de integridad de paquetes, PKGS-7370) y rkhunter (escáner de rootkits/malware, HRDN-7230).</w:t>
-      </w:r>
-    </w:p>
-    <w:p>
-      <w:pPr>
-        <w:pStyle w:val="ListParagraph"/>
-        <w:numPr>
-          <w:ilvl w:val="0"/>
-          <w:numId w:val="2"/>
-        </w:numPr>
-        <w:spacing w:after="40"/>
-      </w:pPr>
-      <w:r>
-        <w:t xml:space="preserve">Desactivación de motd-news.timer, que generaba conexiones salientes hacia servidores de Ubuntu.</w:t>
-      </w:r>
-    </w:p>
-    <w:p>
-      <w:pPr>
-        <w:pStyle w:val="ListParagraph"/>
-        <w:numPr>
-          <w:ilvl w:val="0"/>
-          <w:numId w:val="2"/>
-        </w:numPr>
-        <w:spacing w:after="40"/>
-      </w:pPr>
-      <w:r>
-        <w:t xml:space="preserve">Limitación del contenedor: el intento de habilitar auditd falló ('failed'), ya que el subsistema de auditoría del kernel no está disponible dentro del contenedor (es una capacidad del host). Como alternativa de detección de cambios se emplea AIDE, junto con el registro VERBOSE de SSH.</w:t>
-      </w:r>
-    </w:p>
-    <w:p>
-      <w:pPr>
-        <w:pBdr>
-          <w:top w:val="single" w:color="BF9000" w:sz="8"/>
-          <w:bottom w:val="single" w:color="BF9000" w:sz="8"/>
-          <w:left w:val="single" w:color="BF9000" w:sz="8"/>
-          <w:right w:val="single" w:color="BF9000" w:sz="8"/>
-        </w:pBdr>
-        <w:shd w:fill="FFF2CC" w:val="clear"/>
-        <w:spacing w:after="160" w:before="120"/>
-      </w:pPr>
-      <w:r>
-        <w:rPr>
-          <w:b/>
-          <w:bCs/>
-          <w:color w:val="BF9000"/>
-        </w:rPr>
-        <w:t xml:space="preserve">  [ CAPTURA 14 ]  </w:t>
-      </w:r>
-      <w:r>
-        <w:rPr>
-          <w:i/>
-          <w:iCs/>
-          <w:color w:val="7F6000"/>
-        </w:rPr>
-        <w:t xml:space="preserve">Quick-wins aplicados: umask 027, banner legal e intento de auditd (20_quickwins.txt).</w:t>
-      </w:r>
-      <w:r>
-        <w:rPr>
-          <w:color w:val="7F6000"/>
-        </w:rPr>
-        <w:t xml:space="preserve">   — pega aquí el screenshot —</w:t>
-      </w:r>
-    </w:p>
-    <w:p>
-      <w:pPr>
-        <w:pStyle w:val="Heading2"/>
-        <w:spacing w:after="80" w:before="180"/>
-      </w:pPr>
-      <w:r>
-        <w:rPr>
-          <w:b/>
-          <w:bCs/>
-          <w:color w:val="1F3864"/>
-        </w:rPr>
-        <w:t xml:space="preserve">6.5 Control de acceso obligatorio (AppArmor)</w:t>
-      </w:r>
-    </w:p>
-    <w:p>
-      <w:pPr>
-        <w:spacing w:after="100"/>
-      </w:pPr>
-      <w:r>
-        <w:t xml:space="preserve">Se verificó el estado de AppArmor con 'aa-status': el módulo está cargado, con 170 perfiles cargados (89 en modo enforce y 5 en complain). Sin embargo, 0 procesos en ejecución tienen un perfil aplicado, lo que indica que los servicios activos (nginx, sshd, postfix) no cuentan con un perfil AppArmor dedicado dentro del contenedor. El propio contenedor está confinado por el perfil 'docker-default', aplicado por el host. Se concluye que AppArmor está habilitado como base de seguridad, pero el confinamiento por servicio, en un despliegue basado en contenedores, corresponde gestionarse desde el host o el orquestador.</w:t>
-      </w:r>
-    </w:p>
-    <w:p>
-      <w:pPr>
-        <w:pBdr>
-          <w:top w:val="single" w:color="BF9000" w:sz="8"/>
-          <w:bottom w:val="single" w:color="BF9000" w:sz="8"/>
-          <w:left w:val="single" w:color="BF9000" w:sz="8"/>
-          <w:right w:val="single" w:color="BF9000" w:sz="8"/>
-        </w:pBdr>
-        <w:shd w:fill="FFF2CC" w:val="clear"/>
-        <w:spacing w:after="160" w:before="120"/>
-      </w:pPr>
-      <w:r>
-        <w:rPr>
-          <w:b/>
-          <w:bCs/>
-          <w:color w:val="BF9000"/>
-        </w:rPr>
-        <w:t xml:space="preserve">  [ CAPTURA 15 ]  </w:t>
-      </w:r>
-      <w:r>
-        <w:rPr>
-          <w:i/>
-          <w:iCs/>
-          <w:color w:val="7F6000"/>
-        </w:rPr>
-        <w:t xml:space="preserve">Estado de AppArmor (aa-status): módulo cargado y perfiles en enforce.</w:t>
-      </w:r>
-      <w:r>
-        <w:rPr>
-          <w:color w:val="7F6000"/>
-        </w:rPr>
-        <w:t xml:space="preserve">   — pega aquí el screenshot —</w:t>
-      </w:r>
-    </w:p>
-    <w:p>
-      <w:pPr>
-        <w:pStyle w:val="Heading2"/>
-        <w:spacing w:after="80" w:before="180"/>
-      </w:pPr>
-      <w:r>
-        <w:rPr>
-          <w:b/>
-          <w:bCs/>
-          <w:color w:val="1F3864"/>
-        </w:rPr>
-        <w:t xml:space="preserve">6.6 Integridad continua (AIDE)</w:t>
-      </w:r>
-    </w:p>
-    <w:p>
-      <w:pPr>
-        <w:spacing w:after="100"/>
-      </w:pPr>
-      <w:r>
-        <w:t xml:space="preserve">Con la base de integridad establecida (sección 4.6), se validó la capacidad de AIDE para detectar cambios. Un detalle importante en Ubuntu: la comprobación debe hacerse con la configuración generada por aideinit (/var/lib/aide/aide.conf.autogenerated), que contiene el conjunto real de reglas y monitorea 17.313 entradas; ejecutar 'aide --check' contra la plantilla /etc/aide/aide.conf produce un conjunto vacío y un falso 'sin diferencias'.</w:t>
-      </w:r>
-    </w:p>
-    <w:p>
-      <w:pPr>
-        <w:spacing w:after="100"/>
-      </w:pPr>
-      <w:r>
-        <w:t xml:space="preserve">Como prueba controlada se creó un archivo (/etc/aide_demo.txt) y se ejecutó 'aide -c /var/lib/aide/aide.conf.autogenerated --check'. AIDE respondió correctamente 'AIDE found differences!' y listó el archivo bajo 'Added entries'. Tras la verificación se eliminó el archivo de prueba y se actualizó la base con aideinit, fijando el estado endurecido como nueva línea de confianza. Con esto, cualquier alteración futura de binarios o de configuración (legítima o maliciosa) quedará registrada.</w:t>
-      </w:r>
-    </w:p>
-    <w:p>
-      <w:pPr>
-        <w:pBdr>
-          <w:top w:val="single" w:color="BF9000" w:sz="8"/>
-          <w:bottom w:val="single" w:color="BF9000" w:sz="8"/>
-          <w:left w:val="single" w:color="BF9000" w:sz="8"/>
-          <w:right w:val="single" w:color="BF9000" w:sz="8"/>
-        </w:pBdr>
-        <w:shd w:fill="FFF2CC" w:val="clear"/>
-        <w:spacing w:after="160" w:before="120"/>
-      </w:pPr>
-      <w:r>
-        <w:rPr>
-          <w:b/>
-          <w:bCs/>
-          <w:color w:val="BF9000"/>
-        </w:rPr>
-        <w:t xml:space="preserve">  [ CAPTURA 16 ]  </w:t>
-      </w:r>
-      <w:r>
-        <w:rPr>
-          <w:i/>
-          <w:iCs/>
-          <w:color w:val="7F6000"/>
-        </w:rPr>
-        <w:t xml:space="preserve">AIDE detecta el archivo de prueba en 'Added entries' (aide --check con la config correcta).</w:t>
-      </w:r>
-      <w:r>
-        <w:rPr>
-          <w:color w:val="7F6000"/>
-        </w:rPr>
-        <w:t xml:space="preserve">   — pega aquí el screenshot —</w:t>
-      </w:r>
-    </w:p>
-    <w:p>
-      <w:pPr>
-        <w:pStyle w:val="Heading1"/>
-        <w:spacing w:after="120" w:before="240"/>
-      </w:pPr>
-      <w:r>
-        <w:rPr>
-          <w:b/>
-          <w:bCs/>
-          <w:color w:val="1F3864"/>
-        </w:rPr>
-        <w:t xml:space="preserve">7. Validación: comparación ANTES vs DESPUÉS</w:t>
-      </w:r>
-    </w:p>
-    <w:p>
-      <w:pPr>
-        <w:spacing w:after="100"/>
-      </w:pPr>
-      <w:r>
-        <w:t xml:space="preserve">Se re-ejecutó Lynis tras el hardening para medir la mejora en la postura de seguridad.</w:t>
-      </w:r>
-    </w:p>
-    <w:p>
-      <w:pPr>
-        <w:pBdr>
-          <w:top w:val="single" w:color="BF9000" w:sz="8"/>
-          <w:bottom w:val="single" w:color="BF9000" w:sz="8"/>
-          <w:left w:val="single" w:color="BF9000" w:sz="8"/>
-          <w:right w:val="single" w:color="BF9000" w:sz="8"/>
-        </w:pBdr>
-        <w:shd w:fill="FFF2CC" w:val="clear"/>
-        <w:spacing w:after="160" w:before="120"/>
-      </w:pPr>
-      <w:r>
-        <w:rPr>
-          <w:b/>
-          <w:bCs/>
-          <w:color w:val="BF9000"/>
-        </w:rPr>
-        <w:t xml:space="preserve">  [ CAPTURA 17 ]  </w:t>
-      </w:r>
-      <w:r>
-        <w:rPr>
-          <w:i/>
-          <w:iCs/>
-          <w:color w:val="7F6000"/>
-        </w:rPr>
         <w:t xml:space="preserve">Lynis: Hardening Index FINAL (después del hardening).</w:t>
-      </w:r>
-      <w:r>
-        <w:rPr>
-          <w:color w:val="7F6000"/>
-        </w:rPr>
-        <w:t xml:space="preserve">   — pega aquí el screenshot —</w:t>
       </w:r>
     </w:p>
     <w:p>
